--- a/templates/cover-memo-proposal.docx
+++ b/templates/cover-memo-proposal.docx
@@ -3,175 +3,1355 @@
 <w:document xmlns:wpc="http://schemas.microsoft.com/office/word/2010/wordprocessingCanvas" xmlns:cx="http://schemas.microsoft.com/office/drawing/2014/chartex" xmlns:cx1="http://schemas.microsoft.com/office/drawing/2015/9/8/chartex" xmlns:cx2="http://schemas.microsoft.com/office/drawing/2015/10/21/chartex" xmlns:cx3="http://schemas.microsoft.com/office/drawing/2016/5/9/chartex" xmlns:cx4="http://schemas.microsoft.com/office/drawing/2016/5/10/chartex" xmlns:cx5="http://schemas.microsoft.com/office/drawing/2016/5/11/chartex" xmlns:cx6="http://schemas.microsoft.com/office/drawing/2016/5/12/chartex" xmlns:cx7="http://schemas.microsoft.com/office/drawing/2016/5/13/chartex" xmlns:cx8="http://schemas.microsoft.com/office/drawing/2016/5/14/chartex" xmlns:mc="http://schemas.openxmlformats.org/markup-compatibility/2006" xmlns:aink="http://schemas.microsoft.com/office/drawing/2016/ink" xmlns:am3d="http://schemas.microsoft.com/office/drawing/2017/model3d" xmlns:o="urn:schemas-microsoft-com:office:office" xmlns:oel="http://schemas.microsoft.com/office/2019/extlst" xmlns:r="http://schemas.openxmlformats.org/officeDocument/2006/relationships" xmlns:m="http://schemas.openxmlformats.org/officeDocument/2006/math" xmlns:v="urn:schemas-microsoft-com:vml" xmlns:wp14="http://schemas.microsoft.com/office/word/2010/wordprocessingDrawing" xmlns:wp="http://schemas.openxmlformats.org/drawingml/2006/wordprocessingDrawing" xmlns:w10="urn:schemas-microsoft-com:office:word" xmlns:w="http://schemas.openxmlformats.org/wordprocessingml/2006/main" xmlns:w14="http://schemas.microsoft.com/office/word/2010/wordml" xmlns:w15="http://schemas.microsoft.com/office/word/2012/wordml" xmlns:w16cex="http://schemas.microsoft.com/office/word/2018/wordml/cex" xmlns:w16cid="http://schemas.microsoft.com/office/word/2016/wordml/cid" xmlns:w16="http://schemas.microsoft.com/office/word/2018/wordml" xmlns:w16du="http://schemas.microsoft.com/office/word/2023/wordml/word16du" xmlns:w16sdtdh="http://schemas.microsoft.com/office/word/2020/wordml/sdtdatahash" xmlns:w16sdtfl="http://schemas.microsoft.com/office/word/2024/wordml/sdtformatlock" xmlns:w16se="http://schemas.microsoft.com/office/word/2015/wordml/symex" xmlns:wpg="http://schemas.microsoft.com/office/word/2010/wordprocessingGroup" xmlns:wpi="http://schemas.microsoft.com/office/word/2010/wordprocessingInk" xmlns:wne="http://schemas.microsoft.com/office/word/2006/wordml" xmlns:wps="http://schemas.microsoft.com/office/word/2010/wordprocessingShape" mc:Ignorable="w14 w15 w16se w16cid w16 w16cex w16sdtdh w16sdtfl w16du wp14">
   <w:body>
     <w:p>
-      <w:r>
-        <w:rPr>
-          <w:rFonts w:cs="Cordia New"/>
-          <w:cs/>
-        </w:rPr>
-        <w:t>เรื่อง ขอส่งแบบอนุมัติโครงร่างวิทยานิพนธ์พร้อมรายชื่ออาจารย์ที่ปรึกษาและคณะกรรมการสอบวิทยานิพนธ์</w:t>
+      <w:pPr>
+        <w:rPr>
+          <w:sz w:val="32"/>
+          <w:szCs w:val="32"/>
+        </w:rPr>
+      </w:pPr>
+      <w:r>
+        <w:rPr>
+          <w:rFonts w:ascii="TH SarabunPSK" w:hAnsi="TH SarabunPSK" w:cs="TH SarabunPSK"/>
+          <w:noProof/>
+          <w:sz w:val="32"/>
+          <w:szCs w:val="32"/>
+        </w:rPr>
+        <w:drawing>
+          <wp:anchor distT="0" distB="0" distL="114300" distR="114300" simplePos="0" relativeHeight="251660288" behindDoc="0" locked="0" layoutInCell="1" allowOverlap="1" wp14:anchorId="482F0815" wp14:editId="4F55DD34">
+            <wp:simplePos x="0" y="0"/>
+            <wp:positionH relativeFrom="margin">
+              <wp:align>left</wp:align>
+            </wp:positionH>
+            <wp:positionV relativeFrom="paragraph">
+              <wp:posOffset>7827</wp:posOffset>
+            </wp:positionV>
+            <wp:extent cx="540359" cy="828000"/>
+            <wp:effectExtent l="0" t="0" r="0" b="0"/>
+            <wp:wrapNone/>
+            <wp:docPr id="2" name="Picture 2"/>
+            <wp:cNvGraphicFramePr>
+              <a:graphicFrameLocks xmlns:a="http://schemas.openxmlformats.org/drawingml/2006/main" noChangeAspect="1"/>
+            </wp:cNvGraphicFramePr>
+            <a:graphic xmlns:a="http://schemas.openxmlformats.org/drawingml/2006/main">
+              <a:graphicData uri="http://schemas.openxmlformats.org/drawingml/2006/picture">
+                <pic:pic xmlns:pic="http://schemas.openxmlformats.org/drawingml/2006/picture">
+                  <pic:nvPicPr>
+                    <pic:cNvPr id="0" name="Picture 2"/>
+                    <pic:cNvPicPr>
+                      <a:picLocks noChangeAspect="1" noChangeArrowheads="1"/>
+                    </pic:cNvPicPr>
+                  </pic:nvPicPr>
+                  <pic:blipFill>
+                    <a:blip r:embed="rId5" cstate="print">
+                      <a:extLst>
+                        <a:ext uri="{28A0092B-C50C-407E-A947-70E740481C1C}">
+                          <a14:useLocalDpi xmlns:a14="http://schemas.microsoft.com/office/drawing/2010/main" val="0"/>
+                        </a:ext>
+                      </a:extLst>
+                    </a:blip>
+                    <a:srcRect/>
+                    <a:stretch>
+                      <a:fillRect/>
+                    </a:stretch>
+                  </pic:blipFill>
+                  <pic:spPr bwMode="auto">
+                    <a:xfrm>
+                      <a:off x="0" y="0"/>
+                      <a:ext cx="540359" cy="828000"/>
+                    </a:xfrm>
+                    <a:prstGeom prst="rect">
+                      <a:avLst/>
+                    </a:prstGeom>
+                    <a:noFill/>
+                    <a:ln>
+                      <a:noFill/>
+                    </a:ln>
+                  </pic:spPr>
+                </pic:pic>
+              </a:graphicData>
+            </a:graphic>
+            <wp14:sizeRelH relativeFrom="page">
+              <wp14:pctWidth>0</wp14:pctWidth>
+            </wp14:sizeRelH>
+            <wp14:sizeRelV relativeFrom="page">
+              <wp14:pctHeight>0</wp14:pctHeight>
+            </wp14:sizeRelV>
+          </wp:anchor>
+        </w:drawing>
       </w:r>
     </w:p>
     <w:p>
-      <w:r>
-        <w:rPr>
-          <w:rFonts w:cs="Cordia New"/>
-          <w:cs/>
-        </w:rPr>
-        <w:t>เรียน นายทะเบียนคณะวิศวกรรมศาสตร์</w:t>
-      </w:r>
+      <w:pPr>
+        <w:tabs>
+          <w:tab w:val="left" w:pos="1418"/>
+          <w:tab w:val="left" w:pos="3544"/>
+          <w:tab w:val="left" w:pos="4678"/>
+        </w:tabs>
+        <w:spacing w:line="360" w:lineRule="exact"/>
+        <w:jc w:val="both"/>
+        <w:rPr>
+          <w:rFonts w:ascii="TH SarabunIT๙" w:hAnsi="TH SarabunIT๙" w:cs="TH SarabunIT๙"/>
+          <w:sz w:val="32"/>
+          <w:szCs w:val="32"/>
+        </w:rPr>
+      </w:pPr>
     </w:p>
     <w:p>
-      <w:r>
-        <w:rPr>
-          <w:rFonts w:cs="Cordia New"/>
-          <w:cs/>
-        </w:rPr>
-        <w:t xml:space="preserve">สิ่งที่ส่งมาด้วย  แบบอนุมัติโครงร่างวิทยานิพนธ์ (บ.วศ1ง) </w:t>
-      </w:r>
-      <w:r>
-        <w:rPr>
-          <w:rFonts w:cs="Cordia New" w:hint="cs"/>
+      <w:pPr>
+        <w:pStyle w:val="Title"/>
+        <w:tabs>
+          <w:tab w:val="left" w:pos="4536"/>
+        </w:tabs>
+        <w:spacing w:line="600" w:lineRule="exact"/>
+        <w:jc w:val="left"/>
+        <w:rPr>
+          <w:rFonts w:ascii="TH Sarabun New" w:hAnsi="TH Sarabun New" w:cs="TH Sarabun New"/>
+          <w:sz w:val="70"/>
+          <w:szCs w:val="70"/>
+          <w:cs/>
+        </w:rPr>
+      </w:pPr>
+      <w:r>
+        <w:rPr>
+          <w:rFonts w:ascii="TH Sarabun New" w:hAnsi="TH Sarabun New" w:cs="TH Sarabun New"/>
+          <w:sz w:val="70"/>
+          <w:szCs w:val="70"/>
+          <w:cs/>
+        </w:rPr>
+        <w:t xml:space="preserve">                   </w:t>
+      </w:r>
+      <w:r>
+        <w:rPr>
+          <w:rFonts w:ascii="TH Sarabun New" w:hAnsi="TH Sarabun New" w:cs="TH Sarabun New"/>
+          <w:sz w:val="10"/>
+          <w:szCs w:val="10"/>
+          <w:cs/>
+        </w:rPr>
+        <w:t xml:space="preserve">   </w:t>
+      </w:r>
+      <w:r>
+        <w:rPr>
+          <w:rFonts w:ascii="TH Sarabun New" w:hAnsi="TH Sarabun New" w:cs="TH Sarabun New"/>
+          <w:sz w:val="48"/>
+          <w:szCs w:val="48"/>
+          <w:cs/>
+        </w:rPr>
+        <w:t>บันทึกข้อความ</w:t>
+      </w:r>
+    </w:p>
+    <w:p>
+      <w:pPr>
+        <w:spacing w:before="120"/>
+        <w:rPr>
+          <w:rFonts w:ascii="TH Sarabun New" w:hAnsi="TH Sarabun New" w:cs="TH Sarabun New"/>
+          <w:sz w:val="32"/>
+          <w:szCs w:val="32"/>
+        </w:rPr>
+      </w:pPr>
+      <w:r>
+        <w:rPr>
+          <w:rFonts w:ascii="TH Sarabun New" w:hAnsi="TH Sarabun New" w:cs="TH Sarabun New"/>
+          <w:b/>
+          <w:bCs/>
+          <w:sz w:val="32"/>
+          <w:szCs w:val="32"/>
+          <w:cs/>
+        </w:rPr>
+        <w:t>ส่วน</w:t>
+      </w:r>
+      <w:r>
+        <w:rPr>
+          <w:rFonts w:ascii="TH Sarabun New" w:hAnsi="TH Sarabun New" w:cs="TH Sarabun New"/>
+          <w:b/>
+          <w:bCs/>
+          <w:sz w:val="32"/>
+          <w:szCs w:val="32"/>
+          <w:cs/>
+        </w:rPr>
+        <w:t>งาน</w:t>
+      </w:r>
+      <w:r>
+        <w:rPr>
+          <w:rFonts w:ascii="TH Sarabun New" w:hAnsi="TH Sarabun New" w:cs="TH Sarabun New"/>
+          <w:b/>
+          <w:bCs/>
+          <w:sz w:val="32"/>
+          <w:szCs w:val="32"/>
+          <w:cs/>
+        </w:rPr>
+        <w:t xml:space="preserve"> </w:t>
+      </w:r>
+      <w:r>
+        <w:rPr>
+          <w:rFonts w:ascii="TH Sarabun New" w:hAnsi="TH Sarabun New" w:cs="TH Sarabun New"/>
+          <w:sz w:val="32"/>
+          <w:szCs w:val="32"/>
+          <w:cs/>
+        </w:rPr>
+        <w:t>ภาควิชาวิศวกรรมเ</w:t>
+      </w:r>
+      <w:r>
+        <w:rPr>
+          <w:rFonts w:ascii="TH Sarabun New" w:hAnsi="TH Sarabun New" w:cs="TH Sarabun New"/>
+          <w:sz w:val="32"/>
+          <w:szCs w:val="32"/>
+          <w:cs/>
+        </w:rPr>
+        <w:t>ครื่องกล คณะวิศวกรรมศาสตร์</w:t>
+      </w:r>
+      <w:r>
+        <w:rPr>
+          <w:rFonts w:ascii="TH Sarabun New" w:hAnsi="TH Sarabun New" w:cs="TH Sarabun New"/>
+          <w:sz w:val="32"/>
+          <w:szCs w:val="32"/>
+          <w:cs/>
+        </w:rPr>
+        <w:t xml:space="preserve">   </w:t>
+      </w:r>
+      <w:r>
+        <w:rPr>
+          <w:rFonts w:ascii="TH Sarabun New" w:hAnsi="TH Sarabun New" w:cs="TH Sarabun New"/>
+          <w:sz w:val="32"/>
+          <w:szCs w:val="32"/>
+          <w:cs/>
+        </w:rPr>
+        <w:t>โทร</w:t>
+      </w:r>
+      <w:r>
+        <w:rPr>
+          <w:rFonts w:ascii="TH Sarabun New" w:hAnsi="TH Sarabun New" w:cs="TH Sarabun New"/>
+          <w:sz w:val="32"/>
+          <w:szCs w:val="32"/>
+          <w:cs/>
+        </w:rPr>
+        <w:t>ศัพท์</w:t>
+      </w:r>
+      <w:r>
+        <w:rPr>
+          <w:rFonts w:ascii="TH Sarabun New" w:hAnsi="TH Sarabun New" w:cs="TH Sarabun New"/>
+          <w:sz w:val="32"/>
+          <w:szCs w:val="32"/>
+          <w:cs/>
+        </w:rPr>
+        <w:t>.</w:t>
+      </w:r>
+      <w:r>
+        <w:rPr>
+          <w:rFonts w:ascii="TH Sarabun New" w:hAnsi="TH Sarabun New" w:cs="TH Sarabun New"/>
+          <w:sz w:val="32"/>
+          <w:szCs w:val="32"/>
+          <w:cs/>
+        </w:rPr>
+        <w:t xml:space="preserve"> </w:t>
+      </w:r>
+      <w:r>
+        <w:rPr>
+          <w:rFonts w:ascii="TH Sarabun New" w:hAnsi="TH Sarabun New" w:cs="TH Sarabun New"/>
+          <w:sz w:val="32"/>
+          <w:szCs w:val="32"/>
+          <w:cs/>
+        </w:rPr>
+        <w:t>๐๒-๒๑๘๖๖๑๐-๑๑</w:t>
+      </w:r>
+    </w:p>
+    <w:p>
+      <w:pPr>
+        <w:tabs>
+          <w:tab w:val="left" w:pos="4253"/>
+        </w:tabs>
+        <w:spacing w:before="120"/>
+        <w:rPr>
+          <w:rFonts w:ascii="TH Sarabun New" w:hAnsi="TH Sarabun New" w:cs="TH Sarabun New"/>
+          <w:sz w:val="32"/>
+          <w:szCs w:val="32"/>
+        </w:rPr>
+      </w:pPr>
+      <w:r>
+        <w:rPr>
+          <w:rFonts w:ascii="TH Sarabun New" w:hAnsi="TH Sarabun New" w:cs="TH Sarabun New"/>
+          <w:b/>
+          <w:bCs/>
+          <w:sz w:val="32"/>
+          <w:szCs w:val="32"/>
+          <w:cs/>
+        </w:rPr>
+        <w:t xml:space="preserve">ที่ </w:t>
+      </w:r>
+      <w:r>
+        <w:rPr>
+          <w:rFonts w:ascii="TH Sarabun New" w:hAnsi="TH Sarabun New" w:cs="TH Sarabun New"/>
+          <w:b/>
+          <w:bCs/>
+          <w:sz w:val="32"/>
+          <w:szCs w:val="32"/>
+          <w:cs/>
+        </w:rPr>
+        <w:tab/>
+        <w:t xml:space="preserve">วันที่ </w:t>
+      </w:r>
+      <w:r>
+        <w:rPr>
+          <w:rFonts w:ascii="TH Sarabun New" w:hAnsi="TH Sarabun New" w:cs="TH Sarabun New"/>
+          <w:sz w:val="32"/>
+          <w:szCs w:val="32"/>
+          <w:cs/>
+        </w:rPr>
+        <w:t xml:space="preserve">   </w:t>
+      </w:r>
+      <w:r>
+        <w:rPr>
+          <w:rFonts w:ascii="TH Sarabun New" w:hAnsi="TH Sarabun New" w:cs="TH Sarabun New"/>
+          <w:sz w:val="32"/>
+          <w:szCs w:val="32"/>
+        </w:rPr>
+        <w:t xml:space="preserve">2 </w:t>
+      </w:r>
+      <w:r>
+        <w:rPr>
+          <w:rFonts w:ascii="TH Sarabun New" w:hAnsi="TH Sarabun New" w:cs="TH Sarabun New"/>
+          <w:sz w:val="32"/>
+          <w:szCs w:val="32"/>
+          <w:cs/>
+        </w:rPr>
+        <w:t xml:space="preserve"> มกราคม </w:t>
+      </w:r>
+      <w:r>
+        <w:rPr>
+          <w:rFonts w:ascii="TH Sarabun New" w:hAnsi="TH Sarabun New" w:cs="TH Sarabun New"/>
+          <w:sz w:val="32"/>
+          <w:szCs w:val="32"/>
+        </w:rPr>
+        <w:t>2569</w:t>
+      </w:r>
+      <w:r>
+        <w:rPr>
+          <w:rFonts w:ascii="TH Sarabun New" w:hAnsi="TH Sarabun New" w:cs="TH Sarabun New"/>
+          <w:sz w:val="32"/>
+          <w:szCs w:val="32"/>
+          <w:cs/>
+        </w:rPr>
+        <w:t xml:space="preserve"> </w:t>
+      </w:r>
+    </w:p>
+    <w:p>
+      <w:pPr>
+        <w:tabs>
+          <w:tab w:val="left" w:pos="4536"/>
+        </w:tabs>
+        <w:rPr>
+          <w:rFonts w:ascii="TH Sarabun New" w:hAnsi="TH Sarabun New" w:cs="TH Sarabun New"/>
+          <w:szCs w:val="24"/>
+        </w:rPr>
+      </w:pPr>
+    </w:p>
+    <w:p>
+      <w:pPr>
+        <w:pStyle w:val="Title"/>
+        <w:tabs>
+          <w:tab w:val="left" w:pos="851"/>
+          <w:tab w:val="left" w:pos="1418"/>
+        </w:tabs>
+        <w:spacing w:line="276" w:lineRule="auto"/>
+        <w:jc w:val="thaiDistribute"/>
+        <w:rPr>
+          <w:rFonts w:ascii="TH Sarabun New" w:hAnsi="TH Sarabun New" w:cs="TH Sarabun New"/>
+          <w:b w:val="0"/>
+          <w:bCs w:val="0"/>
+          <w:sz w:val="32"/>
+          <w:szCs w:val="32"/>
+        </w:rPr>
+      </w:pPr>
+      <w:r>
+        <w:rPr>
+          <w:rFonts w:ascii="TH Sarabun New" w:hAnsi="TH Sarabun New" w:cs="TH Sarabun New"/>
+          <w:b w:val="0"/>
+          <w:bCs w:val="0"/>
+          <w:sz w:val="32"/>
+          <w:szCs w:val="32"/>
+          <w:cs/>
+        </w:rPr>
+        <w:t>เรื่อง ขอส่งแบบอนุมัติโครงร่างวิทยานิพนธ์พร้อมรายชื่ออาจารย์ที่ปรึกษาและคณะกรรมการสอบวิทยานิพนธ์</w:t>
+      </w:r>
+    </w:p>
+    <w:p>
+      <w:pPr>
+        <w:pStyle w:val="Title"/>
+        <w:tabs>
+          <w:tab w:val="left" w:pos="851"/>
+          <w:tab w:val="left" w:pos="1418"/>
+        </w:tabs>
+        <w:spacing w:line="276" w:lineRule="auto"/>
+        <w:jc w:val="thaiDistribute"/>
+        <w:rPr>
+          <w:rFonts w:ascii="TH Sarabun New" w:hAnsi="TH Sarabun New" w:cs="TH Sarabun New"/>
+          <w:b w:val="0"/>
+          <w:bCs w:val="0"/>
+          <w:sz w:val="32"/>
+          <w:szCs w:val="32"/>
+        </w:rPr>
+      </w:pPr>
+      <w:r>
+        <w:rPr>
+          <w:rFonts w:ascii="TH Sarabun New" w:hAnsi="TH Sarabun New" w:cs="TH Sarabun New"/>
+          <w:b w:val="0"/>
+          <w:bCs w:val="0"/>
+          <w:sz w:val="32"/>
+          <w:szCs w:val="32"/>
+          <w:cs/>
+        </w:rPr>
+        <w:t>เรียน นายทะเบียนคณะวิศวกรรมศาสตร์</w:t>
+      </w:r>
+    </w:p>
+    <w:p>
+      <w:pPr>
+        <w:pStyle w:val="Title"/>
+        <w:tabs>
+          <w:tab w:val="left" w:pos="851"/>
+          <w:tab w:val="left" w:pos="1418"/>
+        </w:tabs>
+        <w:spacing w:line="276" w:lineRule="auto"/>
+        <w:jc w:val="thaiDistribute"/>
+        <w:rPr>
+          <w:rFonts w:ascii="TH Sarabun New" w:hAnsi="TH Sarabun New" w:cs="TH Sarabun New"/>
+          <w:b w:val="0"/>
+          <w:bCs w:val="0"/>
+          <w:sz w:val="32"/>
+          <w:szCs w:val="32"/>
+        </w:rPr>
+      </w:pPr>
+      <w:r>
+        <w:rPr>
+          <w:rFonts w:ascii="TH Sarabun New" w:hAnsi="TH Sarabun New" w:cs="TH Sarabun New"/>
+          <w:b w:val="0"/>
+          <w:bCs w:val="0"/>
+          <w:sz w:val="32"/>
+          <w:szCs w:val="32"/>
+          <w:cs/>
+        </w:rPr>
+        <w:t>สิ่งที่ส่งมาด้วย  แบบอนุมัติโครงร่างวิทยานิพนธ์ (บ.วศ1ง</w:t>
+      </w:r>
+      <w:r>
+        <w:rPr>
+          <w:rFonts w:ascii="TH Sarabun New" w:hAnsi="TH Sarabun New" w:cs="TH Sarabun New" w:hint="cs"/>
+          <w:b w:val="0"/>
+          <w:bCs w:val="0"/>
+          <w:sz w:val="32"/>
+          <w:szCs w:val="32"/>
+          <w:cs/>
+        </w:rPr>
+        <w:t>)</w:t>
+      </w:r>
+    </w:p>
+    <w:p>
+      <w:pPr>
+        <w:pStyle w:val="Title"/>
+        <w:tabs>
+          <w:tab w:val="left" w:pos="851"/>
+          <w:tab w:val="left" w:pos="1418"/>
+        </w:tabs>
+        <w:spacing w:line="276" w:lineRule="auto"/>
+        <w:jc w:val="thaiDistribute"/>
+        <w:rPr>
+          <w:rFonts w:ascii="TH Sarabun New" w:hAnsi="TH Sarabun New" w:cs="TH Sarabun New"/>
+          <w:b w:val="0"/>
+          <w:bCs w:val="0"/>
+          <w:sz w:val="32"/>
+          <w:szCs w:val="32"/>
+        </w:rPr>
+      </w:pPr>
+    </w:p>
+    <w:p>
+      <w:pPr>
+        <w:pStyle w:val="Title"/>
+        <w:tabs>
+          <w:tab w:val="left" w:pos="851"/>
+          <w:tab w:val="left" w:pos="1418"/>
+        </w:tabs>
+        <w:spacing w:line="276" w:lineRule="auto"/>
+        <w:jc w:val="thaiDistribute"/>
+        <w:rPr>
+          <w:rFonts w:ascii="TH Sarabun New" w:hAnsi="TH Sarabun New" w:cs="TH Sarabun New"/>
+          <w:b w:val="0"/>
+          <w:bCs w:val="0"/>
+          <w:color w:val="FF0000"/>
+          <w:sz w:val="32"/>
+          <w:szCs w:val="32"/>
+        </w:rPr>
+      </w:pPr>
+      <w:r>
+        <w:rPr>
+          <w:rFonts w:ascii="TH Sarabun New" w:hAnsi="TH Sarabun New" w:cs="TH Sarabun New"/>
+          <w:b w:val="0"/>
+          <w:bCs w:val="0"/>
+          <w:sz w:val="32"/>
+          <w:szCs w:val="32"/>
+          <w:cs/>
+        </w:rPr>
+        <w:tab/>
+      </w:r>
+      <w:r>
+        <w:rPr>
+          <w:rFonts w:ascii="TH Sarabun New" w:hAnsi="TH Sarabun New" w:cs="TH Sarabun New"/>
+          <w:b w:val="0"/>
+          <w:bCs w:val="0"/>
+          <w:sz w:val="32"/>
+          <w:szCs w:val="32"/>
+          <w:cs/>
+        </w:rPr>
+        <w:t xml:space="preserve">ด้วยภาควิชาวิศวกรรมเครื่องกล คณะวิศวกรรมศาสตร์ จุฬาลงกรณ์มหาวิทยาลัย ได้กำหนดให้มีการสอบโครงร่างวิทยานิพนธ์ของ </w:t>
+      </w:r>
+      <w:r>
+        <w:rPr>
+          <w:rFonts w:ascii="TH Sarabun New" w:hAnsi="TH Sarabun New" w:cs="TH Sarabun New"/>
+          <w:b w:val="0"/>
+          <w:bCs w:val="0"/>
+          <w:color w:val="FF0000"/>
+          <w:sz w:val="32"/>
+          <w:szCs w:val="32"/>
+          <w:cs/>
+        </w:rPr>
+        <w:t>นาย</w:t>
+      </w:r>
+      <w:r>
+        <w:rPr>
+          <w:rFonts w:ascii="TH Sarabun New" w:hAnsi="TH Sarabun New" w:cs="TH Sarabun New" w:hint="cs"/>
+          <w:b w:val="0"/>
+          <w:bCs w:val="0"/>
+          <w:color w:val="FF0000"/>
+          <w:sz w:val="32"/>
+          <w:szCs w:val="32"/>
+          <w:cs/>
+        </w:rPr>
+        <w:t xml:space="preserve"> สมชาย ใจดี</w:t>
+      </w:r>
+      <w:r>
+        <w:rPr>
+          <w:rFonts w:ascii="TH Sarabun New" w:hAnsi="TH Sarabun New" w:cs="TH Sarabun New" w:hint="cs"/>
+          <w:b w:val="0"/>
+          <w:bCs w:val="0"/>
+          <w:color w:val="FF0000"/>
+          <w:sz w:val="32"/>
+          <w:szCs w:val="32"/>
+          <w:cs/>
+        </w:rPr>
+        <w:t xml:space="preserve"> </w:t>
+      </w:r>
+      <w:r>
+        <w:rPr>
+          <w:rFonts w:ascii="TH Sarabun New" w:hAnsi="TH Sarabun New" w:cs="TH Sarabun New"/>
+          <w:b w:val="0"/>
+          <w:bCs w:val="0"/>
+          <w:color w:val="FF0000"/>
+          <w:sz w:val="32"/>
+          <w:szCs w:val="32"/>
+          <w:cs/>
+        </w:rPr>
+        <w:t>รหัสนิสิต</w:t>
+      </w:r>
+      <w:r>
+        <w:rPr>
+          <w:rFonts w:ascii="TH Sarabun New" w:hAnsi="TH Sarabun New" w:cs="TH Sarabun New" w:hint="cs"/>
+          <w:b w:val="0"/>
+          <w:bCs w:val="0"/>
+          <w:color w:val="FF0000"/>
+          <w:sz w:val="32"/>
+          <w:szCs w:val="32"/>
+          <w:cs/>
+        </w:rPr>
+        <w:t xml:space="preserve"> </w:t>
+      </w:r>
+      <w:r>
+        <w:rPr>
+          <w:rFonts w:ascii="TH Sarabun New" w:hAnsi="TH Sarabun New" w:cs="TH Sarabun New"/>
+          <w:b w:val="0"/>
+          <w:bCs w:val="0"/>
+          <w:color w:val="FF0000"/>
+          <w:sz w:val="32"/>
+          <w:szCs w:val="32"/>
+          <w:cs/>
+        </w:rPr>
+        <w:t>6</w:t>
+      </w:r>
+      <w:r>
+        <w:rPr>
+          <w:rFonts w:ascii="TH Sarabun New" w:hAnsi="TH Sarabun New" w:cs="TH Sarabun New"/>
+          <w:b w:val="0"/>
+          <w:bCs w:val="0"/>
+          <w:color w:val="FF0000"/>
+          <w:sz w:val="32"/>
+          <w:szCs w:val="32"/>
+        </w:rPr>
+        <w:t>9</w:t>
+      </w:r>
+      <w:r>
+        <w:rPr>
+          <w:rFonts w:ascii="TH Sarabun New" w:hAnsi="TH Sarabun New" w:cs="TH Sarabun New"/>
+          <w:b w:val="0"/>
+          <w:bCs w:val="0"/>
+          <w:color w:val="FF0000"/>
+          <w:sz w:val="32"/>
+          <w:szCs w:val="32"/>
+          <w:cs/>
+        </w:rPr>
+        <w:t>70</w:t>
+      </w:r>
+      <w:r>
+        <w:rPr>
+          <w:rFonts w:ascii="TH Sarabun New" w:hAnsi="TH Sarabun New" w:cs="TH Sarabun New"/>
+          <w:b w:val="0"/>
+          <w:bCs w:val="0"/>
+          <w:color w:val="FF0000"/>
+          <w:sz w:val="32"/>
+          <w:szCs w:val="32"/>
+        </w:rPr>
+        <w:t>0000</w:t>
+      </w:r>
+      <w:r>
+        <w:rPr>
+          <w:rFonts w:ascii="TH Sarabun New" w:hAnsi="TH Sarabun New" w:cs="TH Sarabun New"/>
+          <w:b w:val="0"/>
+          <w:bCs w:val="0"/>
+          <w:color w:val="FF0000"/>
+          <w:sz w:val="32"/>
+          <w:szCs w:val="32"/>
+          <w:cs/>
+        </w:rPr>
+        <w:t>21</w:t>
+      </w:r>
+      <w:r>
+        <w:rPr>
+          <w:rFonts w:ascii="TH Sarabun New" w:hAnsi="TH Sarabun New" w:cs="TH Sarabun New" w:hint="cs"/>
+          <w:b w:val="0"/>
+          <w:bCs w:val="0"/>
+          <w:color w:val="FF0000"/>
+          <w:sz w:val="32"/>
+          <w:szCs w:val="32"/>
+          <w:cs/>
+        </w:rPr>
+        <w:t xml:space="preserve"> </w:t>
+      </w:r>
+      <w:r>
+        <w:rPr>
+          <w:rFonts w:ascii="TH Sarabun New" w:hAnsi="TH Sarabun New" w:cs="TH Sarabun New"/>
+          <w:b w:val="0"/>
+          <w:bCs w:val="0"/>
+          <w:sz w:val="32"/>
+          <w:szCs w:val="32"/>
+          <w:cs/>
+        </w:rPr>
+        <w:t xml:space="preserve">ซึ่งเป็นนิสิตระดับบัณฑิตศึกษา หลักสูตรวิศวกรรมศาสตรมหาบัณฑิต </w:t>
+      </w:r>
+      <w:r>
+        <w:rPr>
+          <w:rFonts w:ascii="TH Sarabun New" w:hAnsi="TH Sarabun New" w:cs="TH Sarabun New"/>
+          <w:b w:val="0"/>
+          <w:bCs w:val="0"/>
+          <w:color w:val="FF0000"/>
+          <w:sz w:val="32"/>
+          <w:szCs w:val="32"/>
+          <w:cs/>
+        </w:rPr>
+        <w:t>สาขาวิชา</w:t>
+      </w:r>
+      <w:r>
+        <w:rPr>
+          <w:rFonts w:ascii="TH Sarabun New" w:hAnsi="TH Sarabun New" w:cs="TH Sarabun New"/>
+          <w:b w:val="0"/>
+          <w:bCs w:val="0"/>
+          <w:color w:val="FF0000"/>
+          <w:sz w:val="32"/>
+          <w:szCs w:val="32"/>
+          <w:cs/>
+        </w:rPr>
+        <w:t>ระบบกายภาพที่เชื่อมประสานด้วยเครือข่ายไซเบอร์</w:t>
+      </w:r>
+      <w:r>
+        <w:rPr>
+          <w:rFonts w:ascii="TH Sarabun New" w:hAnsi="TH Sarabun New" w:cs="TH Sarabun New" w:hint="cs"/>
+          <w:b w:val="0"/>
+          <w:bCs w:val="0"/>
+          <w:color w:val="FF0000"/>
+          <w:sz w:val="32"/>
+          <w:szCs w:val="32"/>
+          <w:cs/>
+        </w:rPr>
+        <w:t xml:space="preserve"> </w:t>
+      </w:r>
+      <w:r>
+        <w:rPr>
+          <w:rFonts w:ascii="TH Sarabun New" w:hAnsi="TH Sarabun New" w:cs="TH Sarabun New"/>
+          <w:b w:val="0"/>
+          <w:bCs w:val="0"/>
+          <w:color w:val="FF0000"/>
+          <w:sz w:val="32"/>
+          <w:szCs w:val="32"/>
+          <w:cs/>
+        </w:rPr>
+        <w:t xml:space="preserve"> “</w:t>
+      </w:r>
+      <w:r>
+        <w:rPr>
+          <w:rFonts w:ascii="TH Sarabun New" w:hAnsi="TH Sarabun New" w:cs="TH Sarabun New" w:hint="cs"/>
+          <w:b w:val="0"/>
+          <w:bCs w:val="0"/>
+          <w:color w:val="FF0000"/>
+          <w:sz w:val="32"/>
+          <w:szCs w:val="32"/>
+          <w:cs/>
+        </w:rPr>
+        <w:t>ชื่อหัวข้อโครงร่างวิทยานิพนธ์</w:t>
+      </w:r>
+      <w:r>
+        <w:rPr>
+          <w:rFonts w:ascii="TH Sarabun New" w:hAnsi="TH Sarabun New" w:cs="TH Sarabun New"/>
+          <w:b w:val="0"/>
+          <w:bCs w:val="0"/>
+          <w:color w:val="FF0000"/>
+          <w:sz w:val="32"/>
+          <w:szCs w:val="32"/>
+          <w:cs/>
+        </w:rPr>
+        <w:t>”</w:t>
+      </w:r>
+    </w:p>
+    <w:p>
+      <w:pPr>
+        <w:pStyle w:val="Title"/>
+        <w:tabs>
+          <w:tab w:val="left" w:pos="851"/>
+          <w:tab w:val="left" w:pos="1418"/>
+        </w:tabs>
+        <w:spacing w:line="276" w:lineRule="auto"/>
+        <w:jc w:val="thaiDistribute"/>
+        <w:rPr>
+          <w:rFonts w:ascii="TH Sarabun New" w:hAnsi="TH Sarabun New" w:cs="TH Sarabun New"/>
+          <w:b w:val="0"/>
+          <w:bCs w:val="0"/>
+          <w:sz w:val="32"/>
+          <w:szCs w:val="32"/>
+        </w:rPr>
+      </w:pPr>
+    </w:p>
+    <w:p>
+      <w:pPr>
+        <w:pStyle w:val="Title"/>
+        <w:tabs>
+          <w:tab w:val="left" w:pos="851"/>
+          <w:tab w:val="left" w:pos="1418"/>
+        </w:tabs>
+        <w:spacing w:line="276" w:lineRule="auto"/>
+        <w:jc w:val="thaiDistribute"/>
+        <w:rPr>
+          <w:rFonts w:ascii="TH Sarabun New" w:hAnsi="TH Sarabun New" w:cs="TH Sarabun New"/>
+          <w:sz w:val="32"/>
+          <w:szCs w:val="32"/>
+        </w:rPr>
+      </w:pPr>
+      <w:r>
+        <w:rPr>
+          <w:rFonts w:ascii="TH Sarabun New" w:hAnsi="TH Sarabun New" w:cs="TH Sarabun New"/>
+          <w:b w:val="0"/>
+          <w:bCs w:val="0"/>
+          <w:sz w:val="32"/>
+          <w:szCs w:val="32"/>
+        </w:rPr>
+        <w:tab/>
+      </w:r>
+      <w:r>
+        <w:rPr>
+          <w:rFonts w:ascii="TH Sarabun New" w:hAnsi="TH Sarabun New" w:cs="TH Sarabun New"/>
+          <w:b w:val="0"/>
+          <w:bCs w:val="0"/>
+          <w:sz w:val="32"/>
+          <w:szCs w:val="32"/>
+          <w:cs/>
+        </w:rPr>
+        <w:t xml:space="preserve">ในการนี้ ภาควิชาฯ จึงใคร่ขอส่งขอส่งแบบอนุมัติโครงร่างวิทยานิพนธ์พร้อมรายชื่ออาจารย์ที่ปรึกษาและคณะกรรมการสอบวิทยานิพนธ์ของ </w:t>
+      </w:r>
+      <w:r>
+        <w:rPr>
+          <w:rFonts w:ascii="TH Sarabun New" w:hAnsi="TH Sarabun New" w:cs="TH Sarabun New"/>
+          <w:b w:val="0"/>
+          <w:bCs w:val="0"/>
+          <w:sz w:val="32"/>
+          <w:szCs w:val="32"/>
+          <w:cs/>
+        </w:rPr>
+        <w:t xml:space="preserve">นาย </w:t>
+      </w:r>
+      <w:r>
+        <w:rPr>
+          <w:rFonts w:ascii="TH Sarabun New" w:hAnsi="TH Sarabun New" w:cs="TH Sarabun New" w:hint="cs"/>
+          <w:b w:val="0"/>
+          <w:bCs w:val="0"/>
+          <w:color w:val="FF0000"/>
+          <w:sz w:val="32"/>
+          <w:szCs w:val="32"/>
           <w:cs/>
         </w:rPr>
         <w:t>สมชาย ใจดี</w:t>
       </w:r>
+      <w:r>
+        <w:rPr>
+          <w:rFonts w:ascii="TH Sarabun New" w:hAnsi="TH Sarabun New" w:cs="TH Sarabun New" w:hint="cs"/>
+          <w:b w:val="0"/>
+          <w:bCs w:val="0"/>
+          <w:color w:val="FF0000"/>
+          <w:sz w:val="32"/>
+          <w:szCs w:val="32"/>
+          <w:cs/>
+        </w:rPr>
+        <w:t xml:space="preserve"> </w:t>
+      </w:r>
+      <w:r>
+        <w:rPr>
+          <w:rFonts w:ascii="TH Sarabun New" w:hAnsi="TH Sarabun New" w:cs="TH Sarabun New"/>
+          <w:b w:val="0"/>
+          <w:bCs w:val="0"/>
+          <w:color w:val="FF0000"/>
+          <w:sz w:val="32"/>
+          <w:szCs w:val="32"/>
+          <w:cs/>
+        </w:rPr>
+        <w:t>รหัสนิสิต</w:t>
+      </w:r>
+      <w:r>
+        <w:rPr>
+          <w:rFonts w:ascii="TH Sarabun New" w:hAnsi="TH Sarabun New" w:cs="TH Sarabun New" w:hint="cs"/>
+          <w:b w:val="0"/>
+          <w:bCs w:val="0"/>
+          <w:color w:val="FF0000"/>
+          <w:sz w:val="32"/>
+          <w:szCs w:val="32"/>
+          <w:cs/>
+        </w:rPr>
+        <w:t xml:space="preserve"> </w:t>
+      </w:r>
+      <w:r>
+        <w:rPr>
+          <w:rFonts w:ascii="TH Sarabun New" w:hAnsi="TH Sarabun New" w:cs="TH Sarabun New"/>
+          <w:b w:val="0"/>
+          <w:bCs w:val="0"/>
+          <w:color w:val="FF0000"/>
+          <w:sz w:val="32"/>
+          <w:szCs w:val="32"/>
+          <w:cs/>
+        </w:rPr>
+        <w:t>6</w:t>
+      </w:r>
+      <w:r>
+        <w:rPr>
+          <w:rFonts w:ascii="TH Sarabun New" w:hAnsi="TH Sarabun New" w:cs="TH Sarabun New"/>
+          <w:b w:val="0"/>
+          <w:bCs w:val="0"/>
+          <w:color w:val="FF0000"/>
+          <w:sz w:val="32"/>
+          <w:szCs w:val="32"/>
+        </w:rPr>
+        <w:t>9</w:t>
+      </w:r>
+      <w:r>
+        <w:rPr>
+          <w:rFonts w:ascii="TH Sarabun New" w:hAnsi="TH Sarabun New" w:cs="TH Sarabun New"/>
+          <w:b w:val="0"/>
+          <w:bCs w:val="0"/>
+          <w:color w:val="FF0000"/>
+          <w:sz w:val="32"/>
+          <w:szCs w:val="32"/>
+          <w:cs/>
+        </w:rPr>
+        <w:t>70</w:t>
+      </w:r>
+      <w:r>
+        <w:rPr>
+          <w:rFonts w:ascii="TH Sarabun New" w:hAnsi="TH Sarabun New" w:cs="TH Sarabun New"/>
+          <w:b w:val="0"/>
+          <w:bCs w:val="0"/>
+          <w:color w:val="FF0000"/>
+          <w:sz w:val="32"/>
+          <w:szCs w:val="32"/>
+        </w:rPr>
+        <w:t>0000</w:t>
+      </w:r>
+      <w:r>
+        <w:rPr>
+          <w:rFonts w:ascii="TH Sarabun New" w:hAnsi="TH Sarabun New" w:cs="TH Sarabun New"/>
+          <w:b w:val="0"/>
+          <w:bCs w:val="0"/>
+          <w:color w:val="FF0000"/>
+          <w:sz w:val="32"/>
+          <w:szCs w:val="32"/>
+          <w:cs/>
+        </w:rPr>
+        <w:t>21</w:t>
+      </w:r>
+      <w:r>
+        <w:rPr>
+          <w:rFonts w:ascii="TH Sarabun New" w:hAnsi="TH Sarabun New" w:cs="TH Sarabun New" w:hint="cs"/>
+          <w:b w:val="0"/>
+          <w:bCs w:val="0"/>
+          <w:color w:val="FF0000"/>
+          <w:sz w:val="32"/>
+          <w:szCs w:val="32"/>
+          <w:cs/>
+        </w:rPr>
+        <w:t xml:space="preserve"> </w:t>
+      </w:r>
+      <w:r>
+        <w:rPr>
+          <w:rFonts w:ascii="TH Sarabun New" w:hAnsi="TH Sarabun New" w:cs="TH Sarabun New"/>
+          <w:b w:val="0"/>
+          <w:bCs w:val="0"/>
+          <w:sz w:val="32"/>
+          <w:szCs w:val="32"/>
+          <w:cs/>
+        </w:rPr>
+        <w:t>เพื่อโปรดพิจารณาและดำเนินการในส่วนที่เกี่ยวข้อง</w:t>
+      </w:r>
+      <w:r>
+        <w:rPr>
+          <w:rFonts w:ascii="TH Sarabun New" w:hAnsi="TH Sarabun New" w:cs="TH Sarabun New"/>
+          <w:sz w:val="32"/>
+          <w:szCs w:val="32"/>
+          <w:cs/>
+        </w:rPr>
+        <w:tab/>
+      </w:r>
     </w:p>
-    <w:p/>
     <w:p>
-      <w:r>
-        <w:rPr>
-          <w:rFonts w:cs="Cordia New"/>
-          <w:cs/>
-        </w:rPr>
-        <w:t xml:space="preserve">ด้วยภาควิชาวิศวกรรมเครื่องกล คณะวิศวกรรมศาสตร์ จุฬาลงกรณ์มหาวิทยาลัย ได้กำหนดให้มีการสอบโครงร่างวิทยานิพนธ์ของ นาย </w:t>
-      </w:r>
-      <w:r>
-        <w:rPr>
-          <w:rFonts w:cs="Cordia New" w:hint="cs"/>
-          <w:cs/>
-        </w:rPr>
-        <w:t>สมชาย ใจดี</w:t>
-      </w:r>
-      <w:r>
-        <w:rPr>
-          <w:rFonts w:cs="Cordia New" w:hint="cs"/>
-          <w:cs/>
-        </w:rPr>
-        <w:t xml:space="preserve"> </w:t>
-      </w:r>
-      <w:r>
-        <w:rPr>
-          <w:rFonts w:cs="Cordia New"/>
-          <w:cs/>
-        </w:rPr>
-        <w:t xml:space="preserve">รหัสนิสิต </w:t>
-      </w:r>
-      <w:r>
-        <w:rPr>
-          <w:rFonts w:cs="Cordia New"/>
-          <w:cs/>
-        </w:rPr>
-        <w:t>6970000021</w:t>
-      </w:r>
-      <w:r>
-        <w:rPr>
-          <w:rFonts w:cs="Cordia New"/>
-          <w:cs/>
-        </w:rPr>
-        <w:t xml:space="preserve">  ซึ่งเป็นนิสิตระดับบัณฑิตศึกษา หลักสูตรวิศวกรรมศาสตรมหาบัณฑิต สาขาวิชาวิศวกรรมเครื่องกล “</w:t>
-      </w:r>
-      <w:r>
-        <w:rPr>
-          <w:rFonts w:cs="Cordia New" w:hint="cs"/>
-          <w:cs/>
-        </w:rPr>
-        <w:t>ชื่อหัวข้อในโครงร่างวิทยานิพนธ์</w:t>
-      </w:r>
-      <w:r>
-        <w:rPr>
-          <w:rFonts w:cs="Cordia New"/>
-          <w:cs/>
-        </w:rPr>
-        <w:t>” ในวันอังคารที่</w:t>
-      </w:r>
-      <w:r>
-        <w:rPr>
-          <w:rFonts w:cs="Cordia New"/>
-          <w:cs/>
-        </w:rPr>
-        <w:t xml:space="preserve"> 1 </w:t>
-      </w:r>
-      <w:r>
-        <w:rPr>
-          <w:rFonts w:cs="Cordia New" w:hint="cs"/>
-          <w:cs/>
-        </w:rPr>
-        <w:t>มกราคม</w:t>
-      </w:r>
-      <w:r>
-        <w:rPr>
-          <w:rFonts w:cs="Cordia New"/>
-          <w:cs/>
-        </w:rPr>
-        <w:t xml:space="preserve"> พ.ศ. </w:t>
-      </w:r>
-      <w:r>
-        <w:rPr>
-          <w:rFonts w:cs="Cordia New"/>
-          <w:cs/>
-        </w:rPr>
-        <w:t>2569</w:t>
-      </w:r>
+      <w:pPr>
+        <w:pStyle w:val="Title"/>
+        <w:tabs>
+          <w:tab w:val="left" w:pos="851"/>
+          <w:tab w:val="left" w:pos="1418"/>
+        </w:tabs>
+        <w:spacing w:line="276" w:lineRule="auto"/>
+        <w:jc w:val="thaiDistribute"/>
+        <w:rPr>
+          <w:rFonts w:ascii="TH Sarabun New" w:hAnsi="TH Sarabun New" w:cs="TH Sarabun New"/>
+          <w:b w:val="0"/>
+          <w:bCs w:val="0"/>
+          <w:sz w:val="32"/>
+          <w:szCs w:val="32"/>
+        </w:rPr>
+      </w:pPr>
     </w:p>
-    <w:p/>
     <w:p>
-      <w:r>
-        <w:rPr>
-          <w:rFonts w:cs="Cordia New"/>
-          <w:cs/>
-        </w:rPr>
-        <w:t>ในการนี้ ภาควิชาฯ จึงใคร่ขอส่งขอส่งแบบอนุมัติโครงร่างวิทยานิพนธ์พร้อมรายชื่ออาจารย์ที่ปรึกษาและคณะกรรมการสอบวิทยานิพนธ์ของ นาย</w:t>
-      </w:r>
-      <w:r>
-        <w:rPr>
-          <w:rFonts w:cs="Cordia New" w:hint="cs"/>
-          <w:cs/>
-        </w:rPr>
-        <w:t>สมชาย ใจดี</w:t>
-      </w:r>
-      <w:r>
-        <w:rPr>
-          <w:rFonts w:cs="Cordia New"/>
-          <w:cs/>
-        </w:rPr>
-        <w:t xml:space="preserve"> รหัสนิสิต </w:t>
-      </w:r>
-      <w:r>
-        <w:rPr>
-          <w:rFonts w:cs="Cordia New"/>
-          <w:cs/>
-        </w:rPr>
-        <w:t>6970000021</w:t>
-      </w:r>
-      <w:r>
-        <w:rPr>
-          <w:rFonts w:cs="Cordia New" w:hint="cs"/>
-          <w:cs/>
-        </w:rPr>
-        <w:t xml:space="preserve"> </w:t>
-      </w:r>
-      <w:r>
-        <w:rPr>
-          <w:rFonts w:cs="Cordia New"/>
-          <w:cs/>
-        </w:rPr>
-        <w:t>เพื่อโปรดพิจารณาและดำเนินการในส่วนที่เกี่ยวข้อง</w:t>
-      </w:r>
+      <w:pPr>
+        <w:pStyle w:val="Title"/>
+        <w:tabs>
+          <w:tab w:val="left" w:pos="851"/>
+          <w:tab w:val="left" w:pos="1418"/>
+        </w:tabs>
+        <w:spacing w:line="276" w:lineRule="auto"/>
+        <w:jc w:val="thaiDistribute"/>
+        <w:rPr>
+          <w:rFonts w:ascii="TH Sarabun New" w:hAnsi="TH Sarabun New" w:cs="TH Sarabun New"/>
+          <w:b w:val="0"/>
+          <w:bCs w:val="0"/>
+          <w:sz w:val="32"/>
+          <w:szCs w:val="32"/>
+        </w:rPr>
+      </w:pPr>
+      <w:r>
+        <w:rPr>
+          <w:rFonts w:ascii="TH Sarabun New" w:hAnsi="TH Sarabun New" w:cs="TH Sarabun New"/>
+          <w:b w:val="0"/>
+          <w:bCs w:val="0"/>
+          <w:sz w:val="32"/>
+          <w:szCs w:val="32"/>
+        </w:rPr>
+        <w:tab/>
+      </w:r>
+      <w:r>
+        <w:rPr>
+          <w:rFonts w:ascii="TH Sarabun New" w:hAnsi="TH Sarabun New" w:cs="TH Sarabun New"/>
+          <w:b w:val="0"/>
+          <w:bCs w:val="0"/>
+          <w:sz w:val="32"/>
+          <w:szCs w:val="32"/>
+          <w:cs/>
+        </w:rPr>
+        <w:t>จึงเรียนมาเพื่อโปรดพิจารณาและดำเนินการต่อไปด้วย จักขอบคุณยิ่ง</w:t>
+      </w:r>
+    </w:p>
+    <w:p>
+      <w:pPr>
+        <w:tabs>
+          <w:tab w:val="left" w:pos="851"/>
+          <w:tab w:val="left" w:pos="1418"/>
+        </w:tabs>
+        <w:jc w:val="both"/>
+        <w:rPr>
+          <w:rFonts w:ascii="TH Sarabun New" w:eastAsia="Cordia New" w:hAnsi="TH Sarabun New" w:cs="TH Sarabun New"/>
+          <w:sz w:val="32"/>
+          <w:szCs w:val="32"/>
+        </w:rPr>
+      </w:pPr>
+    </w:p>
+    <w:p>
+      <w:pPr>
+        <w:tabs>
+          <w:tab w:val="left" w:pos="851"/>
+          <w:tab w:val="left" w:pos="1418"/>
+        </w:tabs>
+        <w:jc w:val="both"/>
+        <w:rPr>
+          <w:rFonts w:ascii="TH Sarabun New" w:eastAsia="Cordia New" w:hAnsi="TH Sarabun New" w:cs="TH Sarabun New"/>
+          <w:sz w:val="32"/>
+          <w:szCs w:val="32"/>
+        </w:rPr>
+      </w:pPr>
+      <w:r>
+        <w:rPr>
+          <w:rFonts w:ascii="TH Sarabun New" w:eastAsia="Cordia New" w:hAnsi="TH Sarabun New" w:cs="TH Sarabun New"/>
+          <w:sz w:val="32"/>
+          <w:szCs w:val="32"/>
+          <w:cs/>
+        </w:rPr>
+        <w:tab/>
+      </w:r>
+      <w:r>
+        <w:rPr>
+          <w:rFonts w:ascii="TH Sarabun New" w:eastAsia="Cordia New" w:hAnsi="TH Sarabun New" w:cs="TH Sarabun New"/>
+          <w:sz w:val="32"/>
+          <w:szCs w:val="32"/>
+          <w:cs/>
+        </w:rPr>
+        <w:tab/>
+      </w:r>
+      <w:r>
+        <w:rPr>
+          <w:rFonts w:ascii="TH Sarabun New" w:eastAsia="Cordia New" w:hAnsi="TH Sarabun New" w:cs="TH Sarabun New"/>
+          <w:sz w:val="32"/>
+          <w:szCs w:val="32"/>
+          <w:cs/>
+        </w:rPr>
+        <w:tab/>
+      </w:r>
+      <w:r>
+        <w:rPr>
+          <w:rFonts w:ascii="TH Sarabun New" w:eastAsia="Cordia New" w:hAnsi="TH Sarabun New" w:cs="TH Sarabun New"/>
+          <w:sz w:val="32"/>
+          <w:szCs w:val="32"/>
+          <w:cs/>
+        </w:rPr>
+        <w:tab/>
+      </w:r>
+      <w:r>
+        <w:rPr>
+          <w:rFonts w:ascii="TH Sarabun New" w:eastAsia="Cordia New" w:hAnsi="TH Sarabun New" w:cs="TH Sarabun New"/>
+          <w:sz w:val="32"/>
+          <w:szCs w:val="32"/>
+          <w:cs/>
+        </w:rPr>
+        <w:tab/>
+      </w:r>
+      <w:r>
+        <w:rPr>
+          <w:rFonts w:ascii="TH Sarabun New" w:eastAsia="Cordia New" w:hAnsi="TH Sarabun New" w:cs="TH Sarabun New"/>
+          <w:sz w:val="32"/>
+          <w:szCs w:val="32"/>
+          <w:cs/>
+        </w:rPr>
+        <w:tab/>
+      </w:r>
+      <w:r>
+        <w:rPr>
+          <w:rFonts w:ascii="TH Sarabun New" w:eastAsia="Cordia New" w:hAnsi="TH Sarabun New" w:cs="TH Sarabun New"/>
+          <w:sz w:val="32"/>
+          <w:szCs w:val="32"/>
+          <w:cs/>
+        </w:rPr>
+        <w:tab/>
+      </w:r>
+      <w:r>
+        <w:rPr>
+          <w:rFonts w:ascii="TH Sarabun New" w:eastAsia="Cordia New" w:hAnsi="TH Sarabun New" w:cs="TH Sarabun New"/>
+          <w:sz w:val="32"/>
+          <w:szCs w:val="32"/>
+          <w:cs/>
+        </w:rPr>
+        <w:tab/>
+      </w:r>
+    </w:p>
+    <w:p>
+      <w:pPr>
+        <w:tabs>
+          <w:tab w:val="left" w:pos="851"/>
+          <w:tab w:val="left" w:pos="1418"/>
+        </w:tabs>
+        <w:jc w:val="both"/>
+        <w:rPr>
+          <w:rFonts w:ascii="TH Sarabun New" w:eastAsia="Cordia New" w:hAnsi="TH Sarabun New" w:cs="TH Sarabun New"/>
+          <w:sz w:val="32"/>
+          <w:szCs w:val="32"/>
+        </w:rPr>
+      </w:pPr>
+      <w:r>
+        <w:rPr>
+          <w:rFonts w:ascii="TH Sarabun New" w:eastAsia="Cordia New" w:hAnsi="TH Sarabun New" w:cs="TH Sarabun New"/>
+          <w:sz w:val="32"/>
+          <w:szCs w:val="32"/>
+          <w:cs/>
+        </w:rPr>
+        <w:tab/>
+      </w:r>
+      <w:r>
+        <w:rPr>
+          <w:rFonts w:ascii="TH Sarabun New" w:eastAsia="Cordia New" w:hAnsi="TH Sarabun New" w:cs="TH Sarabun New"/>
+          <w:sz w:val="32"/>
+          <w:szCs w:val="32"/>
+          <w:cs/>
+        </w:rPr>
+        <w:tab/>
+      </w:r>
+      <w:r>
+        <w:rPr>
+          <w:rFonts w:ascii="TH Sarabun New" w:eastAsia="Cordia New" w:hAnsi="TH Sarabun New" w:cs="TH Sarabun New"/>
+          <w:sz w:val="32"/>
+          <w:szCs w:val="32"/>
+          <w:cs/>
+        </w:rPr>
+        <w:tab/>
+      </w:r>
+      <w:r>
+        <w:rPr>
+          <w:rFonts w:ascii="TH Sarabun New" w:eastAsia="Cordia New" w:hAnsi="TH Sarabun New" w:cs="TH Sarabun New"/>
+          <w:sz w:val="32"/>
+          <w:szCs w:val="32"/>
+          <w:cs/>
+        </w:rPr>
+        <w:tab/>
+      </w:r>
+      <w:r>
+        <w:rPr>
+          <w:rFonts w:ascii="TH Sarabun New" w:eastAsia="Cordia New" w:hAnsi="TH Sarabun New" w:cs="TH Sarabun New"/>
+          <w:sz w:val="32"/>
+          <w:szCs w:val="32"/>
+          <w:cs/>
+        </w:rPr>
+        <w:tab/>
+      </w:r>
+      <w:r>
+        <w:rPr>
+          <w:rFonts w:ascii="TH Sarabun New" w:eastAsia="Cordia New" w:hAnsi="TH Sarabun New" w:cs="TH Sarabun New"/>
+          <w:sz w:val="32"/>
+          <w:szCs w:val="32"/>
+          <w:cs/>
+        </w:rPr>
+        <w:tab/>
+      </w:r>
+      <w:r>
+        <w:rPr>
+          <w:rFonts w:ascii="TH Sarabun New" w:eastAsia="Cordia New" w:hAnsi="TH Sarabun New" w:cs="TH Sarabun New"/>
+          <w:sz w:val="32"/>
+          <w:szCs w:val="32"/>
+          <w:cs/>
+        </w:rPr>
+        <w:tab/>
+      </w:r>
+      <w:r>
+        <w:rPr>
+          <w:rFonts w:ascii="TH Sarabun New" w:eastAsia="Cordia New" w:hAnsi="TH Sarabun New" w:cs="TH Sarabun New"/>
+          <w:sz w:val="32"/>
+          <w:szCs w:val="32"/>
+          <w:cs/>
+        </w:rPr>
+        <w:tab/>
+        <w:t>(ศาสตราจารย์ ดร.ไพโรจน์ สิงหถนัดกิจ)</w:t>
+      </w:r>
+    </w:p>
+    <w:p>
+      <w:pPr>
+        <w:tabs>
+          <w:tab w:val="left" w:pos="851"/>
+          <w:tab w:val="left" w:pos="1418"/>
+        </w:tabs>
+        <w:jc w:val="both"/>
+        <w:rPr>
+          <w:rFonts w:ascii="TH Sarabun New" w:eastAsia="Cordia New" w:hAnsi="TH Sarabun New" w:cs="TH Sarabun New"/>
+          <w:sz w:val="28"/>
+        </w:rPr>
+      </w:pPr>
+      <w:r>
+        <w:rPr>
+          <w:rFonts w:ascii="TH Sarabun New" w:eastAsia="Cordia New" w:hAnsi="TH Sarabun New" w:cs="TH Sarabun New"/>
+          <w:sz w:val="32"/>
+          <w:szCs w:val="32"/>
+          <w:cs/>
+        </w:rPr>
+        <w:tab/>
+      </w:r>
+      <w:r>
+        <w:rPr>
+          <w:rFonts w:ascii="TH Sarabun New" w:eastAsia="Cordia New" w:hAnsi="TH Sarabun New" w:cs="TH Sarabun New"/>
+          <w:sz w:val="32"/>
+          <w:szCs w:val="32"/>
+          <w:cs/>
+        </w:rPr>
+        <w:tab/>
+      </w:r>
+      <w:r>
+        <w:rPr>
+          <w:rFonts w:ascii="TH Sarabun New" w:eastAsia="Cordia New" w:hAnsi="TH Sarabun New" w:cs="TH Sarabun New"/>
+          <w:sz w:val="32"/>
+          <w:szCs w:val="32"/>
+          <w:cs/>
+        </w:rPr>
+        <w:tab/>
+      </w:r>
+      <w:r>
+        <w:rPr>
+          <w:rFonts w:ascii="TH Sarabun New" w:eastAsia="Cordia New" w:hAnsi="TH Sarabun New" w:cs="TH Sarabun New"/>
+          <w:sz w:val="32"/>
+          <w:szCs w:val="32"/>
+          <w:cs/>
+        </w:rPr>
+        <w:tab/>
+      </w:r>
+      <w:r>
+        <w:rPr>
+          <w:rFonts w:ascii="TH Sarabun New" w:eastAsia="Cordia New" w:hAnsi="TH Sarabun New" w:cs="TH Sarabun New"/>
+          <w:sz w:val="32"/>
+          <w:szCs w:val="32"/>
+          <w:cs/>
+        </w:rPr>
+        <w:tab/>
+      </w:r>
+      <w:r>
+        <w:rPr>
+          <w:rFonts w:ascii="TH Sarabun New" w:eastAsia="Cordia New" w:hAnsi="TH Sarabun New" w:cs="TH Sarabun New"/>
+          <w:sz w:val="32"/>
+          <w:szCs w:val="32"/>
+          <w:cs/>
+        </w:rPr>
+        <w:tab/>
+      </w:r>
+      <w:r>
+        <w:rPr>
+          <w:rFonts w:ascii="TH Sarabun New" w:eastAsia="Cordia New" w:hAnsi="TH Sarabun New" w:cs="TH Sarabun New"/>
+          <w:sz w:val="32"/>
+          <w:szCs w:val="32"/>
+          <w:cs/>
+        </w:rPr>
+        <w:tab/>
+      </w:r>
+      <w:r>
+        <w:rPr>
+          <w:rFonts w:ascii="TH Sarabun New" w:eastAsia="Cordia New" w:hAnsi="TH Sarabun New" w:cs="TH Sarabun New"/>
+          <w:sz w:val="32"/>
+          <w:szCs w:val="32"/>
+          <w:cs/>
+        </w:rPr>
+        <w:tab/>
+        <w:t xml:space="preserve">    หัวหน้าภาควิชาวิศวกรรมเครื่องกล</w:t>
+      </w:r>
+    </w:p>
+    <w:p>
+      <w:pPr>
+        <w:jc w:val="both"/>
+        <w:rPr>
+          <w:rFonts w:ascii="TH Sarabun New" w:eastAsia="Cordia New" w:hAnsi="TH Sarabun New" w:cs="TH Sarabun New"/>
+          <w:sz w:val="28"/>
+        </w:rPr>
+      </w:pPr>
+    </w:p>
+    <w:p>
+      <w:pPr>
+        <w:jc w:val="both"/>
+        <w:rPr>
+          <w:rFonts w:ascii="TH Sarabun New" w:eastAsia="Cordia New" w:hAnsi="TH Sarabun New" w:cs="TH Sarabun New"/>
+          <w:sz w:val="28"/>
+        </w:rPr>
+      </w:pPr>
+    </w:p>
+    <w:tbl>
+      <w:tblPr>
+        <w:tblStyle w:val="TableGrid"/>
+        <w:tblW w:w="0" w:type="auto"/>
+        <w:tblBorders>
+          <w:top w:val="none" w:sz="0" w:space="0" w:color="auto"/>
+          <w:left w:val="none" w:sz="0" w:space="0" w:color="auto"/>
+          <w:bottom w:val="none" w:sz="0" w:space="0" w:color="auto"/>
+          <w:right w:val="none" w:sz="0" w:space="0" w:color="auto"/>
+          <w:insideH w:val="none" w:sz="0" w:space="0" w:color="auto"/>
+          <w:insideV w:val="none" w:sz="0" w:space="0" w:color="auto"/>
+        </w:tblBorders>
+        <w:tblLook w:val="04A0" w:firstRow="1" w:lastRow="0" w:firstColumn="1" w:lastColumn="0" w:noHBand="0" w:noVBand="1"/>
+      </w:tblPr>
+      <w:tblGrid>
+        <w:gridCol w:w="2972"/>
+        <w:gridCol w:w="6089"/>
+      </w:tblGrid>
+      <w:tr>
+        <w:tc>
+          <w:tcPr>
+            <w:tcW w:w="2972" w:type="dxa"/>
+          </w:tcPr>
+          <w:p>
+            <w:pPr>
+              <w:jc w:val="both"/>
+              <w:rPr>
+                <w:rFonts w:ascii="TH Sarabun New" w:hAnsi="TH Sarabun New" w:cs="TH Sarabun New"/>
+                <w:sz w:val="28"/>
+              </w:rPr>
+            </w:pPr>
+          </w:p>
+        </w:tc>
+        <w:tc>
+          <w:tcPr>
+            <w:tcW w:w="6089" w:type="dxa"/>
+          </w:tcPr>
+          <w:p>
+            <w:pPr>
+              <w:jc w:val="center"/>
+              <w:rPr>
+                <w:rFonts w:ascii="TH Sarabun New" w:hAnsi="TH Sarabun New" w:cs="TH Sarabun New"/>
+                <w:sz w:val="28"/>
+              </w:rPr>
+            </w:pPr>
+          </w:p>
+        </w:tc>
+      </w:tr>
+    </w:tbl>
+    <w:p>
+      <w:pPr>
+        <w:tabs>
+          <w:tab w:val="left" w:pos="1418"/>
+          <w:tab w:val="left" w:pos="3544"/>
+          <w:tab w:val="left" w:pos="4678"/>
+        </w:tabs>
+        <w:spacing w:line="360" w:lineRule="exact"/>
+        <w:jc w:val="both"/>
+        <w:rPr>
+          <w:rFonts w:ascii="TH SarabunPSK" w:hAnsi="TH SarabunPSK" w:cs="TH SarabunPSK"/>
+          <w:sz w:val="32"/>
+          <w:szCs w:val="32"/>
+        </w:rPr>
+      </w:pPr>
+    </w:p>
+    <w:p>
+      <w:pPr>
+        <w:tabs>
+          <w:tab w:val="left" w:pos="1418"/>
+          <w:tab w:val="left" w:pos="3544"/>
+          <w:tab w:val="left" w:pos="4678"/>
+        </w:tabs>
+        <w:spacing w:line="360" w:lineRule="exact"/>
+        <w:jc w:val="both"/>
+        <w:rPr>
+          <w:rFonts w:ascii="TH SarabunPSK" w:hAnsi="TH SarabunPSK" w:cs="TH SarabunPSK"/>
+          <w:sz w:val="32"/>
+          <w:szCs w:val="32"/>
+        </w:rPr>
+      </w:pPr>
     </w:p>
     <w:sectPr>
-      <w:pgSz w:w="12240" w:h="15840"/>
-      <w:pgMar w:top="1440" w:right="1440" w:bottom="1440" w:left="1440" w:header="708" w:footer="708" w:gutter="0"/>
-      <w:cols w:space="708"/>
+      <w:pgSz w:w="11906" w:h="16838"/>
+      <w:pgMar w:top="851" w:right="1134" w:bottom="851" w:left="1418" w:header="720" w:footer="720" w:gutter="0"/>
+      <w:pgNumType w:start="2"/>
+      <w:cols w:space="720"/>
       <w:docGrid w:linePitch="360"/>
     </w:sectPr>
   </w:body>
@@ -183,126 +1363,30 @@
   <w:docDefaults>
     <w:rPrDefault>
       <w:rPr>
-        <w:rFonts w:asciiTheme="minorHAnsi" w:eastAsiaTheme="minorHAnsi" w:hAnsiTheme="minorHAnsi" w:cstheme="minorBidi"/>
-        <w:sz w:val="22"/>
-        <w:szCs w:val="28"/>
+        <w:rFonts w:ascii="Times New Roman" w:eastAsia="Times New Roman" w:hAnsi="Times New Roman" w:cs="Angsana New"/>
         <w:lang w:val="en-US" w:eastAsia="en-US" w:bidi="th-TH"/>
       </w:rPr>
     </w:rPrDefault>
-    <w:pPrDefault>
-      <w:pPr>
-        <w:spacing w:after="160" w:line="259" w:lineRule="auto"/>
-      </w:pPr>
-    </w:pPrDefault>
+    <w:pPrDefault/>
   </w:docDefaults>
-  <w:latentStyles w:defLockedState="0" w:defUIPriority="99" w:defSemiHidden="0" w:defUnhideWhenUsed="0" w:defQFormat="0" w:count="376">
-    <w:lsdException w:name="Normal" w:uiPriority="0" w:qFormat="1"/>
-    <w:lsdException w:name="heading 1" w:uiPriority="9" w:qFormat="1"/>
-    <w:lsdException w:name="heading 2" w:semiHidden="1" w:uiPriority="9" w:unhideWhenUsed="1" w:qFormat="1"/>
-    <w:lsdException w:name="heading 3" w:semiHidden="1" w:uiPriority="9" w:unhideWhenUsed="1" w:qFormat="1"/>
-    <w:lsdException w:name="heading 4" w:semiHidden="1" w:uiPriority="9" w:unhideWhenUsed="1" w:qFormat="1"/>
-    <w:lsdException w:name="heading 5" w:semiHidden="1" w:uiPriority="9" w:unhideWhenUsed="1" w:qFormat="1"/>
-    <w:lsdException w:name="heading 6" w:semiHidden="1" w:uiPriority="9" w:unhideWhenUsed="1" w:qFormat="1"/>
-    <w:lsdException w:name="heading 7" w:semiHidden="1" w:uiPriority="9" w:unhideWhenUsed="1" w:qFormat="1"/>
-    <w:lsdException w:name="heading 8" w:semiHidden="1" w:uiPriority="9" w:unhideWhenUsed="1" w:qFormat="1"/>
-    <w:lsdException w:name="heading 9" w:semiHidden="1" w:uiPriority="9" w:unhideWhenUsed="1" w:qFormat="1"/>
-    <w:lsdException w:name="index 1" w:semiHidden="1" w:unhideWhenUsed="1"/>
-    <w:lsdException w:name="index 2" w:semiHidden="1" w:unhideWhenUsed="1"/>
-    <w:lsdException w:name="index 3" w:semiHidden="1" w:unhideWhenUsed="1"/>
-    <w:lsdException w:name="index 4" w:semiHidden="1" w:unhideWhenUsed="1"/>
-    <w:lsdException w:name="index 5" w:semiHidden="1" w:unhideWhenUsed="1"/>
-    <w:lsdException w:name="index 6" w:semiHidden="1" w:unhideWhenUsed="1"/>
-    <w:lsdException w:name="index 7" w:semiHidden="1" w:unhideWhenUsed="1"/>
-    <w:lsdException w:name="index 8" w:semiHidden="1" w:unhideWhenUsed="1"/>
-    <w:lsdException w:name="index 9" w:semiHidden="1" w:unhideWhenUsed="1"/>
-    <w:lsdException w:name="toc 1" w:semiHidden="1" w:uiPriority="39" w:unhideWhenUsed="1"/>
-    <w:lsdException w:name="toc 2" w:semiHidden="1" w:uiPriority="39" w:unhideWhenUsed="1"/>
-    <w:lsdException w:name="toc 3" w:semiHidden="1" w:uiPriority="39" w:unhideWhenUsed="1"/>
-    <w:lsdException w:name="toc 4" w:semiHidden="1" w:uiPriority="39" w:unhideWhenUsed="1"/>
-    <w:lsdException w:name="toc 5" w:semiHidden="1" w:uiPriority="39" w:unhideWhenUsed="1"/>
-    <w:lsdException w:name="toc 6" w:semiHidden="1" w:uiPriority="39" w:unhideWhenUsed="1"/>
-    <w:lsdException w:name="toc 7" w:semiHidden="1" w:uiPriority="39" w:unhideWhenUsed="1"/>
-    <w:lsdException w:name="toc 8" w:semiHidden="1" w:uiPriority="39" w:unhideWhenUsed="1"/>
-    <w:lsdException w:name="toc 9" w:semiHidden="1" w:uiPriority="39" w:unhideWhenUsed="1"/>
-    <w:lsdException w:name="Normal Indent" w:semiHidden="1" w:unhideWhenUsed="1"/>
-    <w:lsdException w:name="footnote text" w:semiHidden="1" w:unhideWhenUsed="1"/>
-    <w:lsdException w:name="annotation text" w:semiHidden="1" w:unhideWhenUsed="1"/>
-    <w:lsdException w:name="header" w:semiHidden="1" w:unhideWhenUsed="1"/>
-    <w:lsdException w:name="footer" w:semiHidden="1" w:unhideWhenUsed="1"/>
-    <w:lsdException w:name="index heading" w:semiHidden="1" w:unhideWhenUsed="1"/>
-    <w:lsdException w:name="caption" w:semiHidden="1" w:uiPriority="35" w:unhideWhenUsed="1" w:qFormat="1"/>
-    <w:lsdException w:name="table of figures" w:semiHidden="1" w:unhideWhenUsed="1"/>
-    <w:lsdException w:name="envelope address" w:semiHidden="1" w:unhideWhenUsed="1"/>
-    <w:lsdException w:name="envelope return" w:semiHidden="1" w:unhideWhenUsed="1"/>
-    <w:lsdException w:name="footnote reference" w:semiHidden="1" w:unhideWhenUsed="1"/>
-    <w:lsdException w:name="annotation reference" w:semiHidden="1" w:unhideWhenUsed="1"/>
-    <w:lsdException w:name="line number" w:semiHidden="1" w:unhideWhenUsed="1"/>
-    <w:lsdException w:name="page number" w:semiHidden="1" w:unhideWhenUsed="1"/>
-    <w:lsdException w:name="endnote reference" w:semiHidden="1" w:unhideWhenUsed="1"/>
-    <w:lsdException w:name="endnote text" w:semiHidden="1" w:unhideWhenUsed="1"/>
-    <w:lsdException w:name="table of authorities" w:semiHidden="1" w:unhideWhenUsed="1"/>
-    <w:lsdException w:name="macro" w:semiHidden="1" w:unhideWhenUsed="1"/>
-    <w:lsdException w:name="toa heading" w:semiHidden="1" w:unhideWhenUsed="1"/>
-    <w:lsdException w:name="List" w:semiHidden="1" w:unhideWhenUsed="1"/>
-    <w:lsdException w:name="List Bullet" w:semiHidden="1" w:unhideWhenUsed="1"/>
-    <w:lsdException w:name="List Number" w:semiHidden="1" w:unhideWhenUsed="1"/>
-    <w:lsdException w:name="List 2" w:semiHidden="1" w:unhideWhenUsed="1"/>
-    <w:lsdException w:name="List 3" w:semiHidden="1" w:unhideWhenUsed="1"/>
-    <w:lsdException w:name="List 4" w:semiHidden="1" w:unhideWhenUsed="1"/>
-    <w:lsdException w:name="List 5" w:semiHidden="1" w:unhideWhenUsed="1"/>
-    <w:lsdException w:name="List Bullet 2" w:semiHidden="1" w:unhideWhenUsed="1"/>
-    <w:lsdException w:name="List Bullet 3" w:semiHidden="1" w:unhideWhenUsed="1"/>
-    <w:lsdException w:name="List Bullet 4" w:semiHidden="1" w:unhideWhenUsed="1"/>
-    <w:lsdException w:name="List Bullet 5" w:semiHidden="1" w:unhideWhenUsed="1"/>
-    <w:lsdException w:name="List Number 2" w:semiHidden="1" w:unhideWhenUsed="1"/>
-    <w:lsdException w:name="List Number 3" w:semiHidden="1" w:unhideWhenUsed="1"/>
-    <w:lsdException w:name="List Number 4" w:semiHidden="1" w:unhideWhenUsed="1"/>
-    <w:lsdException w:name="List Number 5" w:semiHidden="1" w:unhideWhenUsed="1"/>
-    <w:lsdException w:name="Title" w:uiPriority="10" w:qFormat="1"/>
-    <w:lsdException w:name="Closing" w:semiHidden="1" w:unhideWhenUsed="1"/>
-    <w:lsdException w:name="Signature" w:semiHidden="1" w:unhideWhenUsed="1"/>
-    <w:lsdException w:name="Default Paragraph Font" w:semiHidden="1" w:uiPriority="1" w:unhideWhenUsed="1"/>
-    <w:lsdException w:name="Body Text" w:semiHidden="1" w:unhideWhenUsed="1"/>
-    <w:lsdException w:name="Body Text Indent" w:semiHidden="1" w:unhideWhenUsed="1"/>
-    <w:lsdException w:name="List Continue" w:semiHidden="1" w:unhideWhenUsed="1"/>
-    <w:lsdException w:name="List Continue 2" w:semiHidden="1" w:unhideWhenUsed="1"/>
-    <w:lsdException w:name="List Continue 3" w:semiHidden="1" w:unhideWhenUsed="1"/>
-    <w:lsdException w:name="List Continue 4" w:semiHidden="1" w:unhideWhenUsed="1"/>
-    <w:lsdException w:name="List Continue 5" w:semiHidden="1" w:unhideWhenUsed="1"/>
-    <w:lsdException w:name="Message Header" w:semiHidden="1" w:unhideWhenUsed="1"/>
-    <w:lsdException w:name="Subtitle" w:uiPriority="11" w:qFormat="1"/>
-    <w:lsdException w:name="Salutation" w:semiHidden="1" w:unhideWhenUsed="1"/>
-    <w:lsdException w:name="Date" w:semiHidden="1" w:unhideWhenUsed="1"/>
-    <w:lsdException w:name="Body Text First Indent" w:semiHidden="1" w:unhideWhenUsed="1"/>
-    <w:lsdException w:name="Body Text First Indent 2" w:semiHidden="1" w:unhideWhenUsed="1"/>
-    <w:lsdException w:name="Note Heading" w:semiHidden="1" w:unhideWhenUsed="1"/>
-    <w:lsdException w:name="Body Text 2" w:semiHidden="1" w:unhideWhenUsed="1"/>
-    <w:lsdException w:name="Body Text 3" w:semiHidden="1" w:unhideWhenUsed="1"/>
-    <w:lsdException w:name="Body Text Indent 2" w:semiHidden="1" w:unhideWhenUsed="1"/>
-    <w:lsdException w:name="Body Text Indent 3" w:semiHidden="1" w:unhideWhenUsed="1"/>
-    <w:lsdException w:name="Block Text" w:semiHidden="1" w:unhideWhenUsed="1"/>
-    <w:lsdException w:name="Hyperlink" w:semiHidden="1" w:unhideWhenUsed="1"/>
-    <w:lsdException w:name="FollowedHyperlink" w:semiHidden="1" w:unhideWhenUsed="1"/>
-    <w:lsdException w:name="Strong" w:uiPriority="22" w:qFormat="1"/>
-    <w:lsdException w:name="Emphasis" w:uiPriority="20" w:qFormat="1"/>
-    <w:lsdException w:name="Document Map" w:semiHidden="1" w:unhideWhenUsed="1"/>
-    <w:lsdException w:name="Plain Text" w:semiHidden="1" w:unhideWhenUsed="1"/>
-    <w:lsdException w:name="E-mail Signature" w:semiHidden="1" w:unhideWhenUsed="1"/>
-    <w:lsdException w:name="HTML Top of Form" w:semiHidden="1" w:unhideWhenUsed="1"/>
-    <w:lsdException w:name="HTML Bottom of Form" w:semiHidden="1" w:unhideWhenUsed="1"/>
-    <w:lsdException w:name="Normal (Web)" w:semiHidden="1" w:unhideWhenUsed="1"/>
-    <w:lsdException w:name="HTML Acronym" w:semiHidden="1" w:unhideWhenUsed="1"/>
-    <w:lsdException w:name="HTML Address" w:semiHidden="1" w:unhideWhenUsed="1"/>
-    <w:lsdException w:name="HTML Cite" w:semiHidden="1" w:unhideWhenUsed="1"/>
-    <w:lsdException w:name="HTML Code" w:semiHidden="1" w:unhideWhenUsed="1"/>
-    <w:lsdException w:name="HTML Definition" w:semiHidden="1" w:unhideWhenUsed="1"/>
-    <w:lsdException w:name="HTML Keyboard" w:semiHidden="1" w:unhideWhenUsed="1"/>
+  <w:latentStyles w:defLockedState="0" w:defUIPriority="0" w:defSemiHidden="0" w:defUnhideWhenUsed="0" w:defQFormat="0" w:count="376">
+    <w:lsdException w:name="Normal" w:qFormat="1"/>
+    <w:lsdException w:name="heading 1" w:qFormat="1"/>
+    <w:lsdException w:name="heading 2" w:qFormat="1"/>
+    <w:lsdException w:name="heading 3" w:qFormat="1"/>
+    <w:lsdException w:name="heading 4" w:qFormat="1"/>
+    <w:lsdException w:name="heading 5" w:qFormat="1"/>
+    <w:lsdException w:name="heading 6" w:qFormat="1"/>
+    <w:lsdException w:name="heading 7" w:semiHidden="1" w:unhideWhenUsed="1" w:qFormat="1"/>
+    <w:lsdException w:name="heading 8" w:semiHidden="1" w:unhideWhenUsed="1" w:qFormat="1"/>
+    <w:lsdException w:name="heading 9" w:semiHidden="1" w:unhideWhenUsed="1" w:qFormat="1"/>
+    <w:lsdException w:name="caption" w:semiHidden="1" w:unhideWhenUsed="1" w:qFormat="1"/>
+    <w:lsdException w:name="Title" w:qFormat="1"/>
+    <w:lsdException w:name="Subtitle" w:qFormat="1"/>
+    <w:lsdException w:name="Strong" w:qFormat="1"/>
+    <w:lsdException w:name="Emphasis" w:qFormat="1"/>
     <w:lsdException w:name="HTML Preformatted" w:semiHidden="1" w:unhideWhenUsed="1"/>
-    <w:lsdException w:name="HTML Sample" w:semiHidden="1" w:unhideWhenUsed="1"/>
-    <w:lsdException w:name="HTML Typewriter" w:semiHidden="1" w:unhideWhenUsed="1"/>
-    <w:lsdException w:name="HTML Variable" w:semiHidden="1" w:unhideWhenUsed="1"/>
     <w:lsdException w:name="Normal Table" w:semiHidden="1" w:unhideWhenUsed="1"/>
-    <w:lsdException w:name="annotation subject" w:semiHidden="1" w:unhideWhenUsed="1"/>
     <w:lsdException w:name="No List" w:semiHidden="1" w:unhideWhenUsed="1"/>
     <w:lsdException w:name="Outline List 1" w:semiHidden="1" w:unhideWhenUsed="1"/>
     <w:lsdException w:name="Outline List 2" w:semiHidden="1" w:unhideWhenUsed="1"/>
@@ -349,10 +1433,8 @@
     <w:lsdException w:name="Table Web 1" w:semiHidden="1" w:unhideWhenUsed="1"/>
     <w:lsdException w:name="Table Web 2" w:semiHidden="1" w:unhideWhenUsed="1"/>
     <w:lsdException w:name="Table Web 3" w:semiHidden="1" w:unhideWhenUsed="1"/>
-    <w:lsdException w:name="Balloon Text" w:semiHidden="1" w:unhideWhenUsed="1"/>
-    <w:lsdException w:name="Table Grid" w:uiPriority="39"/>
     <w:lsdException w:name="Table Theme" w:semiHidden="1" w:unhideWhenUsed="1"/>
-    <w:lsdException w:name="Placeholder Text" w:semiHidden="1"/>
+    <w:lsdException w:name="Placeholder Text" w:semiHidden="1" w:uiPriority="99"/>
     <w:lsdException w:name="No Spacing" w:uiPriority="1" w:qFormat="1"/>
     <w:lsdException w:name="Light Shading" w:uiPriority="60"/>
     <w:lsdException w:name="Light List" w:uiPriority="61"/>
@@ -374,7 +1456,7 @@
     <w:lsdException w:name="Medium Shading 1 Accent 1" w:uiPriority="63"/>
     <w:lsdException w:name="Medium Shading 2 Accent 1" w:uiPriority="64"/>
     <w:lsdException w:name="Medium List 1 Accent 1" w:uiPriority="65"/>
-    <w:lsdException w:name="Revision" w:semiHidden="1"/>
+    <w:lsdException w:name="Revision" w:semiHidden="1" w:uiPriority="99"/>
     <w:lsdException w:name="List Paragraph" w:uiPriority="34" w:qFormat="1"/>
     <w:lsdException w:name="Quote" w:uiPriority="29" w:qFormat="1"/>
     <w:lsdException w:name="Intense Quote" w:uiPriority="30" w:qFormat="1"/>
@@ -567,15 +1649,148 @@
     <w:lsdException w:name="List Table 5 Dark Accent 6" w:uiPriority="50"/>
     <w:lsdException w:name="List Table 6 Colorful Accent 6" w:uiPriority="51"/>
     <w:lsdException w:name="List Table 7 Colorful Accent 6" w:uiPriority="52"/>
-    <w:lsdException w:name="Mention" w:semiHidden="1" w:unhideWhenUsed="1"/>
-    <w:lsdException w:name="Smart Hyperlink" w:semiHidden="1" w:unhideWhenUsed="1"/>
-    <w:lsdException w:name="Hashtag" w:semiHidden="1" w:unhideWhenUsed="1"/>
-    <w:lsdException w:name="Unresolved Mention" w:semiHidden="1" w:unhideWhenUsed="1"/>
-    <w:lsdException w:name="Smart Link" w:semiHidden="1" w:unhideWhenUsed="1"/>
+    <w:lsdException w:name="Mention" w:semiHidden="1" w:uiPriority="99" w:unhideWhenUsed="1"/>
+    <w:lsdException w:name="Smart Hyperlink" w:semiHidden="1" w:uiPriority="99" w:unhideWhenUsed="1"/>
+    <w:lsdException w:name="Hashtag" w:semiHidden="1" w:uiPriority="99" w:unhideWhenUsed="1"/>
+    <w:lsdException w:name="Unresolved Mention" w:semiHidden="1" w:uiPriority="99" w:unhideWhenUsed="1"/>
+    <w:lsdException w:name="Smart Link" w:semiHidden="1" w:uiPriority="99" w:unhideWhenUsed="1"/>
   </w:latentStyles>
   <w:style w:type="paragraph" w:default="1" w:styleId="Normal">
     <w:name w:val="Normal"/>
     <w:qFormat/>
+    <w:rsid w:val="00CC6F5B"/>
+    <w:rPr>
+      <w:sz w:val="24"/>
+      <w:szCs w:val="28"/>
+    </w:rPr>
+  </w:style>
+  <w:style w:type="paragraph" w:styleId="Heading1">
+    <w:name w:val="heading 1"/>
+    <w:basedOn w:val="Normal"/>
+    <w:next w:val="Normal"/>
+    <w:qFormat/>
+    <w:rsid w:val="00797DFD"/>
+    <w:pPr>
+      <w:keepNext/>
+      <w:spacing w:before="240" w:after="60"/>
+      <w:outlineLvl w:val="0"/>
+    </w:pPr>
+    <w:rPr>
+      <w:rFonts w:ascii="Arial" w:hAnsi="Arial" w:cs="Cordia New"/>
+      <w:b/>
+      <w:bCs/>
+      <w:kern w:val="32"/>
+      <w:sz w:val="32"/>
+      <w:szCs w:val="37"/>
+    </w:rPr>
+  </w:style>
+  <w:style w:type="paragraph" w:styleId="Heading2">
+    <w:name w:val="heading 2"/>
+    <w:basedOn w:val="Normal"/>
+    <w:next w:val="Normal"/>
+    <w:link w:val="Heading2Char"/>
+    <w:qFormat/>
+    <w:rsid w:val="000A6352"/>
+    <w:pPr>
+      <w:keepNext/>
+      <w:outlineLvl w:val="1"/>
+    </w:pPr>
+    <w:rPr>
+      <w:rFonts w:ascii="Cordia New" w:eastAsia="Cordia New" w:hAnsi="Cordia New" w:cs="Cordia New"/>
+      <w:sz w:val="32"/>
+      <w:szCs w:val="32"/>
+    </w:rPr>
+  </w:style>
+  <w:style w:type="paragraph" w:styleId="Heading3">
+    <w:name w:val="heading 3"/>
+    <w:basedOn w:val="Normal"/>
+    <w:next w:val="Normal"/>
+    <w:qFormat/>
+    <w:rsid w:val="000A6352"/>
+    <w:pPr>
+      <w:keepNext/>
+      <w:tabs>
+        <w:tab w:val="left" w:pos="1418"/>
+      </w:tabs>
+      <w:jc w:val="both"/>
+      <w:outlineLvl w:val="2"/>
+    </w:pPr>
+    <w:rPr>
+      <w:rFonts w:ascii="Cordia New" w:eastAsia="Cordia New" w:hAnsi="Cordia New" w:cs="Cordia New"/>
+      <w:sz w:val="32"/>
+      <w:szCs w:val="32"/>
+    </w:rPr>
+  </w:style>
+  <w:style w:type="paragraph" w:styleId="Heading4">
+    <w:name w:val="heading 4"/>
+    <w:basedOn w:val="Normal"/>
+    <w:next w:val="Normal"/>
+    <w:qFormat/>
+    <w:rsid w:val="000A6352"/>
+    <w:pPr>
+      <w:keepNext/>
+      <w:jc w:val="right"/>
+      <w:outlineLvl w:val="3"/>
+    </w:pPr>
+    <w:rPr>
+      <w:rFonts w:ascii="Cordia New" w:eastAsia="Cordia New" w:hAnsi="Cordia New" w:cs="Cordia New"/>
+      <w:sz w:val="32"/>
+      <w:szCs w:val="32"/>
+    </w:rPr>
+  </w:style>
+  <w:style w:type="paragraph" w:styleId="Heading5">
+    <w:name w:val="heading 5"/>
+    <w:basedOn w:val="Normal"/>
+    <w:next w:val="Normal"/>
+    <w:qFormat/>
+    <w:rsid w:val="007A6377"/>
+    <w:pPr>
+      <w:spacing w:before="240" w:after="60"/>
+      <w:outlineLvl w:val="4"/>
+    </w:pPr>
+    <w:rPr>
+      <w:b/>
+      <w:bCs/>
+      <w:i/>
+      <w:iCs/>
+      <w:sz w:val="26"/>
+      <w:szCs w:val="30"/>
+    </w:rPr>
+  </w:style>
+  <w:style w:type="paragraph" w:styleId="Heading6">
+    <w:name w:val="heading 6"/>
+    <w:basedOn w:val="Normal"/>
+    <w:next w:val="Normal"/>
+    <w:qFormat/>
+    <w:rsid w:val="007A6377"/>
+    <w:pPr>
+      <w:spacing w:before="240" w:after="60"/>
+      <w:outlineLvl w:val="5"/>
+    </w:pPr>
+    <w:rPr>
+      <w:b/>
+      <w:bCs/>
+      <w:sz w:val="22"/>
+      <w:szCs w:val="25"/>
+    </w:rPr>
+  </w:style>
+  <w:style w:type="paragraph" w:styleId="Heading7">
+    <w:name w:val="heading 7"/>
+    <w:basedOn w:val="Normal"/>
+    <w:next w:val="Normal"/>
+    <w:link w:val="Heading7Char"/>
+    <w:semiHidden/>
+    <w:unhideWhenUsed/>
+    <w:qFormat/>
+    <w:rsid w:val="0036050D"/>
+    <w:pPr>
+      <w:spacing w:before="240" w:after="60"/>
+      <w:outlineLvl w:val="6"/>
+    </w:pPr>
+    <w:rPr>
+      <w:rFonts w:ascii="Calibri" w:hAnsi="Calibri" w:cs="Cordia New"/>
+      <w:szCs w:val="30"/>
+    </w:rPr>
   </w:style>
   <w:style w:type="character" w:default="1" w:styleId="DefaultParagraphFont">
     <w:name w:val="Default Paragraph Font"/>
@@ -603,6 +1818,190 @@
     <w:uiPriority w:val="99"/>
     <w:semiHidden/>
     <w:unhideWhenUsed/>
+  </w:style>
+  <w:style w:type="paragraph" w:styleId="BodyText2">
+    <w:name w:val="Body Text 2"/>
+    <w:basedOn w:val="Normal"/>
+    <w:rsid w:val="00797DFD"/>
+    <w:pPr>
+      <w:tabs>
+        <w:tab w:val="left" w:pos="1418"/>
+        <w:tab w:val="left" w:pos="3544"/>
+        <w:tab w:val="left" w:pos="4678"/>
+      </w:tabs>
+    </w:pPr>
+    <w:rPr>
+      <w:rFonts w:ascii="Cordia New" w:eastAsia="Cordia New" w:hAnsi="Cordia New" w:cs="Cordia New"/>
+      <w:sz w:val="32"/>
+      <w:szCs w:val="32"/>
+    </w:rPr>
+  </w:style>
+  <w:style w:type="table" w:styleId="TableGrid">
+    <w:name w:val="Table Grid"/>
+    <w:basedOn w:val="TableNormal"/>
+    <w:rsid w:val="00797DFD"/>
+    <w:rPr>
+      <w:rFonts w:ascii="Cordia New" w:eastAsia="Cordia New" w:hAnsi="Cordia New"/>
+    </w:rPr>
+    <w:tblPr>
+      <w:tblBorders>
+        <w:top w:val="single" w:sz="4" w:space="0" w:color="auto"/>
+        <w:left w:val="single" w:sz="4" w:space="0" w:color="auto"/>
+        <w:bottom w:val="single" w:sz="4" w:space="0" w:color="auto"/>
+        <w:right w:val="single" w:sz="4" w:space="0" w:color="auto"/>
+        <w:insideH w:val="single" w:sz="4" w:space="0" w:color="auto"/>
+        <w:insideV w:val="single" w:sz="4" w:space="0" w:color="auto"/>
+      </w:tblBorders>
+    </w:tblPr>
+  </w:style>
+  <w:style w:type="paragraph" w:styleId="Title">
+    <w:name w:val="Title"/>
+    <w:basedOn w:val="Normal"/>
+    <w:qFormat/>
+    <w:rsid w:val="00DB4989"/>
+    <w:pPr>
+      <w:jc w:val="center"/>
+    </w:pPr>
+    <w:rPr>
+      <w:rFonts w:ascii="Cordia New" w:eastAsia="Cordia New" w:hAnsi="Cordia New" w:cs="Cordia New"/>
+      <w:b/>
+      <w:bCs/>
+      <w:sz w:val="60"/>
+      <w:szCs w:val="60"/>
+    </w:rPr>
+  </w:style>
+  <w:style w:type="paragraph" w:styleId="BalloonText">
+    <w:name w:val="Balloon Text"/>
+    <w:basedOn w:val="Normal"/>
+    <w:semiHidden/>
+    <w:rsid w:val="00956708"/>
+    <w:rPr>
+      <w:rFonts w:ascii="Tahoma" w:hAnsi="Tahoma"/>
+      <w:sz w:val="16"/>
+      <w:szCs w:val="18"/>
+    </w:rPr>
+  </w:style>
+  <w:style w:type="paragraph" w:styleId="BodyTextIndent2">
+    <w:name w:val="Body Text Indent 2"/>
+    <w:basedOn w:val="Normal"/>
+    <w:rsid w:val="007A6377"/>
+    <w:pPr>
+      <w:spacing w:after="120" w:line="480" w:lineRule="auto"/>
+      <w:ind w:left="283"/>
+    </w:pPr>
+  </w:style>
+  <w:style w:type="paragraph" w:styleId="BodyText">
+    <w:name w:val="Body Text"/>
+    <w:basedOn w:val="Normal"/>
+    <w:rsid w:val="007A6377"/>
+    <w:pPr>
+      <w:spacing w:after="120"/>
+    </w:pPr>
+  </w:style>
+  <w:style w:type="paragraph" w:styleId="BodyText3">
+    <w:name w:val="Body Text 3"/>
+    <w:basedOn w:val="Normal"/>
+    <w:rsid w:val="007A6377"/>
+    <w:pPr>
+      <w:spacing w:after="120"/>
+    </w:pPr>
+    <w:rPr>
+      <w:sz w:val="16"/>
+      <w:szCs w:val="18"/>
+    </w:rPr>
+  </w:style>
+  <w:style w:type="character" w:customStyle="1" w:styleId="Heading2Char">
+    <w:name w:val="Heading 2 Char"/>
+    <w:link w:val="Heading2"/>
+    <w:rsid w:val="00DC6401"/>
+    <w:rPr>
+      <w:rFonts w:ascii="Cordia New" w:eastAsia="Cordia New" w:hAnsi="Cordia New" w:cs="Cordia New"/>
+      <w:sz w:val="32"/>
+      <w:szCs w:val="32"/>
+    </w:rPr>
+  </w:style>
+  <w:style w:type="character" w:customStyle="1" w:styleId="Heading7Char">
+    <w:name w:val="Heading 7 Char"/>
+    <w:link w:val="Heading7"/>
+    <w:semiHidden/>
+    <w:rsid w:val="0036050D"/>
+    <w:rPr>
+      <w:rFonts w:ascii="Calibri" w:hAnsi="Calibri" w:cs="Cordia New"/>
+      <w:sz w:val="24"/>
+      <w:szCs w:val="30"/>
+    </w:rPr>
+  </w:style>
+  <w:style w:type="paragraph" w:styleId="ListParagraph">
+    <w:name w:val="List Paragraph"/>
+    <w:basedOn w:val="Normal"/>
+    <w:uiPriority w:val="34"/>
+    <w:qFormat/>
+    <w:rsid w:val="00D62249"/>
+    <w:pPr>
+      <w:ind w:left="720"/>
+      <w:contextualSpacing/>
+    </w:pPr>
+  </w:style>
+  <w:style w:type="paragraph" w:styleId="Header">
+    <w:name w:val="header"/>
+    <w:basedOn w:val="Normal"/>
+    <w:link w:val="HeaderChar"/>
+    <w:rsid w:val="008303A5"/>
+    <w:pPr>
+      <w:tabs>
+        <w:tab w:val="center" w:pos="4513"/>
+        <w:tab w:val="right" w:pos="9026"/>
+      </w:tabs>
+    </w:pPr>
+  </w:style>
+  <w:style w:type="character" w:customStyle="1" w:styleId="HeaderChar">
+    <w:name w:val="Header Char"/>
+    <w:link w:val="Header"/>
+    <w:rsid w:val="008303A5"/>
+    <w:rPr>
+      <w:sz w:val="24"/>
+      <w:szCs w:val="28"/>
+    </w:rPr>
+  </w:style>
+  <w:style w:type="paragraph" w:styleId="Footer">
+    <w:name w:val="footer"/>
+    <w:basedOn w:val="Normal"/>
+    <w:link w:val="FooterChar"/>
+    <w:rsid w:val="008303A5"/>
+    <w:pPr>
+      <w:tabs>
+        <w:tab w:val="center" w:pos="4513"/>
+        <w:tab w:val="right" w:pos="9026"/>
+      </w:tabs>
+    </w:pPr>
+  </w:style>
+  <w:style w:type="character" w:customStyle="1" w:styleId="FooterChar">
+    <w:name w:val="Footer Char"/>
+    <w:link w:val="Footer"/>
+    <w:rsid w:val="008303A5"/>
+    <w:rPr>
+      <w:sz w:val="24"/>
+      <w:szCs w:val="28"/>
+    </w:rPr>
+  </w:style>
+  <w:style w:type="character" w:styleId="Hyperlink">
+    <w:name w:val="Hyperlink"/>
+    <w:rsid w:val="005E76D8"/>
+    <w:rPr>
+      <w:color w:val="0563C1"/>
+      <w:u w:val="single"/>
+    </w:rPr>
+  </w:style>
+  <w:style w:type="character" w:customStyle="1" w:styleId="UnresolvedMention1">
+    <w:name w:val="Unresolved Mention1"/>
+    <w:uiPriority w:val="99"/>
+    <w:semiHidden/>
+    <w:unhideWhenUsed/>
+    <w:rsid w:val="005E76D8"/>
+    <w:rPr>
+      <w:color w:val="605E5C"/>
+      <w:shd w:val="clear" w:color="auto" w:fill="E1DFDD"/>
+    </w:rPr>
   </w:style>
 </w:styles>
 </file>
@@ -624,7 +2023,7 @@
         <a:srgbClr val="E7E6E6"/>
       </a:lt2>
       <a:accent1>
-        <a:srgbClr val="5B9BD5"/>
+        <a:srgbClr val="4472C4"/>
       </a:accent1>
       <a:accent2>
         <a:srgbClr val="ED7D31"/>
@@ -636,7 +2035,7 @@
         <a:srgbClr val="FFC000"/>
       </a:accent4>
       <a:accent5>
-        <a:srgbClr val="4472C4"/>
+        <a:srgbClr val="5B9BD5"/>
       </a:accent5>
       <a:accent6>
         <a:srgbClr val="70AD47"/>
@@ -683,6 +2082,23 @@
         <a:font script="Viet" typeface="Times New Roman"/>
         <a:font script="Uigh" typeface="Microsoft Uighur"/>
         <a:font script="Geor" typeface="Sylfaen"/>
+        <a:font script="Armn" typeface="Arial"/>
+        <a:font script="Bugi" typeface="Leelawadee UI"/>
+        <a:font script="Bopo" typeface="Microsoft JhengHei"/>
+        <a:font script="Java" typeface="Javanese Text"/>
+        <a:font script="Lisu" typeface="Segoe UI"/>
+        <a:font script="Mymr" typeface="Myanmar Text"/>
+        <a:font script="Nkoo" typeface="Ebrima"/>
+        <a:font script="Olck" typeface="Nirmala UI"/>
+        <a:font script="Osma" typeface="Ebrima"/>
+        <a:font script="Phag" typeface="Phagspa"/>
+        <a:font script="Syrn" typeface="Estrangelo Edessa"/>
+        <a:font script="Syrj" typeface="Estrangelo Edessa"/>
+        <a:font script="Syre" typeface="Estrangelo Edessa"/>
+        <a:font script="Sora" typeface="Nirmala UI"/>
+        <a:font script="Tale" typeface="Microsoft Tai Le"/>
+        <a:font script="Talu" typeface="Microsoft New Tai Lue"/>
+        <a:font script="Tfng" typeface="Ebrima"/>
       </a:majorFont>
       <a:minorFont>
         <a:latin typeface="Calibri" panose="020F0502020204030204"/>
@@ -718,6 +2134,23 @@
         <a:font script="Viet" typeface="Arial"/>
         <a:font script="Uigh" typeface="Microsoft Uighur"/>
         <a:font script="Geor" typeface="Sylfaen"/>
+        <a:font script="Armn" typeface="Arial"/>
+        <a:font script="Bugi" typeface="Leelawadee UI"/>
+        <a:font script="Bopo" typeface="Microsoft JhengHei"/>
+        <a:font script="Java" typeface="Javanese Text"/>
+        <a:font script="Lisu" typeface="Segoe UI"/>
+        <a:font script="Mymr" typeface="Myanmar Text"/>
+        <a:font script="Nkoo" typeface="Ebrima"/>
+        <a:font script="Olck" typeface="Nirmala UI"/>
+        <a:font script="Osma" typeface="Ebrima"/>
+        <a:font script="Phag" typeface="Phagspa"/>
+        <a:font script="Syrn" typeface="Estrangelo Edessa"/>
+        <a:font script="Syrj" typeface="Estrangelo Edessa"/>
+        <a:font script="Syre" typeface="Estrangelo Edessa"/>
+        <a:font script="Sora" typeface="Nirmala UI"/>
+        <a:font script="Tale" typeface="Microsoft Tai Le"/>
+        <a:font script="Talu" typeface="Microsoft New Tai Lue"/>
+        <a:font script="Tfng" typeface="Ebrima"/>
       </a:minorFont>
     </a:fontScheme>
     <a:fmtScheme name="Office">
@@ -866,4 +2299,16 @@
     </a:ext>
   </a:extLst>
 </a:theme>
+</file>
+
+<file path=customXml/item1.xml><?xml version="1.0" encoding="utf-8"?>
+<b:Sources xmlns:b="http://schemas.openxmlformats.org/officeDocument/2006/bibliography" xmlns="http://schemas.openxmlformats.org/officeDocument/2006/bibliography" SelectedStyle="\APA.XSL" StyleName="APA"/>
+</file>
+
+<file path=customXml/itemProps1.xml><?xml version="1.0" encoding="utf-8"?>
+<ds:datastoreItem xmlns:ds="http://schemas.openxmlformats.org/officeDocument/2006/customXml" ds:itemID="{73AC368A-CE1E-43A4-A784-4BA24C4477A6}">
+  <ds:schemaRefs>
+    <ds:schemaRef ds:uri="http://schemas.openxmlformats.org/officeDocument/2006/bibliography"/>
+  </ds:schemaRefs>
+</ds:datastoreItem>
 </file>